--- a/fall_2025/Mathematical Model/Linearizations.docx
+++ b/fall_2025/Mathematical Model/Linearizations.docx
@@ -766,14 +766,6 @@
         </m:oMath>
       </m:oMathPara>
     </w:p>
-    <w:p>
-      <w:pPr>
-        <w:jc w:val="center"/>
-        <w:rPr>
-          <w:rFonts w:eastAsiaTheme="minorEastAsia"/>
-        </w:rPr>
-      </w:pPr>
-    </w:p>
     <w:p/>
     <w:p>
       <w:pPr>
@@ -860,19 +852,7 @@
                     <w:rPr>
                       <w:rFonts w:ascii="Cambria Math" w:hAnsi="Cambria Math"/>
                     </w:rPr>
-                    <m:t>T</m:t>
-                  </m:r>
-                  <m:r>
-                    <w:rPr>
-                      <w:rFonts w:ascii="Cambria Math" w:hAnsi="Cambria Math"/>
-                    </w:rPr>
-                    <m:t>h</m:t>
-                  </m:r>
-                  <m:r>
-                    <w:rPr>
-                      <w:rFonts w:ascii="Cambria Math" w:hAnsi="Cambria Math"/>
-                    </w:rPr>
-                    <m:t>rust</m:t>
+                    <m:t>Thrust</m:t>
                   </m:r>
                 </m:sub>
               </m:sSub>
@@ -1046,13 +1026,7 @@
                 <w:rPr>
                   <w:rFonts w:ascii="Cambria Math" w:hAnsi="Cambria Math"/>
                 </w:rPr>
-                <m:t>h</m:t>
-              </m:r>
-              <m:r>
-                <w:rPr>
-                  <w:rFonts w:ascii="Cambria Math" w:hAnsi="Cambria Math"/>
-                </w:rPr>
-                <m:t>over</m:t>
+                <m:t>hover</m:t>
               </m:r>
             </m:sub>
             <m:sup>
@@ -1092,13 +1066,7 @@
                 <w:rPr>
                   <w:rFonts w:ascii="Cambria Math" w:hAnsi="Cambria Math"/>
                 </w:rPr>
-                <m:t>h</m:t>
-              </m:r>
-              <m:r>
-                <w:rPr>
-                  <w:rFonts w:ascii="Cambria Math" w:hAnsi="Cambria Math"/>
-                </w:rPr>
-                <m:t>over</m:t>
+                <m:t>hover</m:t>
               </m:r>
             </m:sub>
           </m:sSub>
@@ -1166,13 +1134,7 @@
                     <w:rPr>
                       <w:rFonts w:ascii="Cambria Math" w:hAnsi="Cambria Math"/>
                     </w:rPr>
-                    <m:t>h</m:t>
-                  </m:r>
-                  <m:r>
-                    <w:rPr>
-                      <w:rFonts w:ascii="Cambria Math" w:hAnsi="Cambria Math"/>
-                    </w:rPr>
-                    <m:t>over</m:t>
+                    <m:t>hover</m:t>
                   </m:r>
                 </m:sub>
               </m:sSub>
@@ -1274,13 +1236,7 @@
                     <w:rPr>
                       <w:rFonts w:ascii="Cambria Math" w:hAnsi="Cambria Math"/>
                     </w:rPr>
-                    <m:t>h</m:t>
-                  </m:r>
-                  <m:r>
-                    <w:rPr>
-                      <w:rFonts w:ascii="Cambria Math" w:hAnsi="Cambria Math"/>
-                    </w:rPr>
-                    <m:t>over</m:t>
+                    <m:t>hover</m:t>
                   </m:r>
                 </m:sub>
               </m:sSub>
@@ -1338,13 +1294,7 @@
                     <w:rPr>
                       <w:rFonts w:ascii="Cambria Math" w:hAnsi="Cambria Math"/>
                     </w:rPr>
-                    <m:t>h</m:t>
-                  </m:r>
-                  <m:r>
-                    <w:rPr>
-                      <w:rFonts w:ascii="Cambria Math" w:hAnsi="Cambria Math"/>
-                    </w:rPr>
-                    <m:t>over</m:t>
+                    <m:t>hover</m:t>
                   </m:r>
                 </m:sub>
                 <m:sup>
@@ -1431,6 +1381,7 @@
                 <w:rPr>
                   <w:rFonts w:ascii="Cambria Math" w:eastAsiaTheme="minorEastAsia" w:hAnsi="Cambria Math"/>
                   <w:i/>
+                  <w:highlight w:val="green"/>
                 </w:rPr>
               </m:ctrlPr>
             </m:eqArrPr>
@@ -1441,6 +1392,7 @@
                     <w:rPr>
                       <w:rFonts w:ascii="Cambria Math" w:hAnsi="Cambria Math"/>
                       <w:i/>
+                      <w:highlight w:val="green"/>
                     </w:rPr>
                   </m:ctrlPr>
                 </m:sSubPr>
@@ -1448,6 +1400,7 @@
                   <m:r>
                     <w:rPr>
                       <w:rFonts w:ascii="Cambria Math" w:hAnsi="Cambria Math"/>
+                      <w:highlight w:val="green"/>
                     </w:rPr>
                     <m:t>F</m:t>
                   </m:r>
@@ -1456,6 +1409,7 @@
                   <m:r>
                     <w:rPr>
                       <w:rFonts w:ascii="Cambria Math" w:hAnsi="Cambria Math"/>
+                      <w:highlight w:val="green"/>
                     </w:rPr>
                     <m:t>i</m:t>
                   </m:r>
@@ -1464,6 +1418,7 @@
               <m:r>
                 <w:rPr>
                   <w:rFonts w:ascii="Cambria Math" w:hAnsi="Cambria Math"/>
+                  <w:highlight w:val="green"/>
                 </w:rPr>
                 <m:t>≈2</m:t>
               </m:r>
@@ -1473,6 +1428,7 @@
                     <w:rPr>
                       <w:rFonts w:ascii="Cambria Math" w:hAnsi="Cambria Math"/>
                       <w:i/>
+                      <w:highlight w:val="green"/>
                     </w:rPr>
                   </m:ctrlPr>
                 </m:sSubPr>
@@ -1480,6 +1436,7 @@
                   <m:r>
                     <w:rPr>
                       <w:rFonts w:ascii="Cambria Math" w:hAnsi="Cambria Math"/>
+                      <w:highlight w:val="green"/>
                     </w:rPr>
                     <m:t>K</m:t>
                   </m:r>
@@ -1488,20 +1445,9 @@
                   <m:r>
                     <w:rPr>
                       <w:rFonts w:ascii="Cambria Math" w:hAnsi="Cambria Math"/>
-                    </w:rPr>
-                    <m:t>T</m:t>
-                  </m:r>
-                  <m:r>
-                    <w:rPr>
-                      <w:rFonts w:ascii="Cambria Math" w:hAnsi="Cambria Math"/>
-                    </w:rPr>
-                    <m:t>h</m:t>
-                  </m:r>
-                  <m:r>
-                    <w:rPr>
-                      <w:rFonts w:ascii="Cambria Math" w:hAnsi="Cambria Math"/>
-                    </w:rPr>
-                    <m:t>rust</m:t>
+                      <w:highlight w:val="green"/>
+                    </w:rPr>
+                    <m:t>Thrust</m:t>
                   </m:r>
                 </m:sub>
               </m:sSub>
@@ -1511,6 +1457,7 @@
                     <w:rPr>
                       <w:rFonts w:ascii="Cambria Math" w:hAnsi="Cambria Math"/>
                       <w:i/>
+                      <w:highlight w:val="green"/>
                     </w:rPr>
                   </m:ctrlPr>
                 </m:sSubPr>
@@ -1518,6 +1465,7 @@
                   <m:r>
                     <w:rPr>
                       <w:rFonts w:ascii="Cambria Math" w:hAnsi="Cambria Math"/>
+                      <w:highlight w:val="green"/>
                     </w:rPr>
                     <m:t>ω</m:t>
                   </m:r>
@@ -1526,14 +1474,9 @@
                   <m:r>
                     <w:rPr>
                       <w:rFonts w:ascii="Cambria Math" w:hAnsi="Cambria Math"/>
-                    </w:rPr>
-                    <m:t>h</m:t>
-                  </m:r>
-                  <m:r>
-                    <w:rPr>
-                      <w:rFonts w:ascii="Cambria Math" w:hAnsi="Cambria Math"/>
-                    </w:rPr>
-                    <m:t>over</m:t>
+                      <w:highlight w:val="green"/>
+                    </w:rPr>
+                    <m:t>hover</m:t>
                   </m:r>
                 </m:sub>
               </m:sSub>
@@ -1543,6 +1486,7 @@
                     <w:rPr>
                       <w:rFonts w:ascii="Cambria Math" w:hAnsi="Cambria Math"/>
                       <w:i/>
+                      <w:highlight w:val="green"/>
                     </w:rPr>
                   </m:ctrlPr>
                 </m:sSubPr>
@@ -1550,6 +1494,7 @@
                   <m:r>
                     <w:rPr>
                       <w:rFonts w:ascii="Cambria Math" w:hAnsi="Cambria Math"/>
+                      <w:highlight w:val="green"/>
                     </w:rPr>
                     <m:t>ω</m:t>
                   </m:r>
@@ -1558,6 +1503,7 @@
                   <m:r>
                     <w:rPr>
                       <w:rFonts w:ascii="Cambria Math" w:hAnsi="Cambria Math"/>
+                      <w:highlight w:val="green"/>
                     </w:rPr>
                     <m:t>i</m:t>
                   </m:r>
@@ -1566,6 +1512,7 @@
               <m:r>
                 <w:rPr>
                   <w:rFonts w:ascii="Cambria Math" w:hAnsi="Cambria Math"/>
+                  <w:highlight w:val="green"/>
                 </w:rPr>
                 <m:t>-</m:t>
               </m:r>
@@ -1575,6 +1522,7 @@
                     <w:rPr>
                       <w:rFonts w:ascii="Cambria Math" w:hAnsi="Cambria Math"/>
                       <w:i/>
+                      <w:highlight w:val="green"/>
                     </w:rPr>
                   </m:ctrlPr>
                 </m:sSubPr>
@@ -1582,6 +1530,7 @@
                   <m:r>
                     <w:rPr>
                       <w:rFonts w:ascii="Cambria Math" w:hAnsi="Cambria Math"/>
+                      <w:highlight w:val="green"/>
                     </w:rPr>
                     <m:t>K</m:t>
                   </m:r>
@@ -1590,20 +1539,9 @@
                   <m:r>
                     <w:rPr>
                       <w:rFonts w:ascii="Cambria Math" w:hAnsi="Cambria Math"/>
-                    </w:rPr>
-                    <m:t>T</m:t>
-                  </m:r>
-                  <m:r>
-                    <w:rPr>
-                      <w:rFonts w:ascii="Cambria Math" w:hAnsi="Cambria Math"/>
-                    </w:rPr>
-                    <m:t>h</m:t>
-                  </m:r>
-                  <m:r>
-                    <w:rPr>
-                      <w:rFonts w:ascii="Cambria Math" w:hAnsi="Cambria Math"/>
-                    </w:rPr>
-                    <m:t>rust</m:t>
+                      <w:highlight w:val="green"/>
+                    </w:rPr>
+                    <m:t>Thrust</m:t>
                   </m:r>
                 </m:sub>
               </m:sSub>
@@ -1613,6 +1551,7 @@
                     <w:rPr>
                       <w:rFonts w:ascii="Cambria Math" w:hAnsi="Cambria Math"/>
                       <w:i/>
+                      <w:highlight w:val="green"/>
                     </w:rPr>
                   </m:ctrlPr>
                 </m:sSubSupPr>
@@ -1620,6 +1559,7 @@
                   <m:r>
                     <w:rPr>
                       <w:rFonts w:ascii="Cambria Math" w:hAnsi="Cambria Math"/>
+                      <w:highlight w:val="green"/>
                     </w:rPr>
                     <m:t>ω</m:t>
                   </m:r>
@@ -1628,20 +1568,16 @@
                   <m:r>
                     <w:rPr>
                       <w:rFonts w:ascii="Cambria Math" w:hAnsi="Cambria Math"/>
-                    </w:rPr>
-                    <m:t>h</m:t>
-                  </m:r>
-                  <m:r>
-                    <w:rPr>
-                      <w:rFonts w:ascii="Cambria Math" w:hAnsi="Cambria Math"/>
-                    </w:rPr>
-                    <m:t>over</m:t>
+                      <w:highlight w:val="green"/>
+                    </w:rPr>
+                    <m:t>hover</m:t>
                   </m:r>
                 </m:sub>
                 <m:sup>
                   <m:r>
                     <w:rPr>
                       <w:rFonts w:ascii="Cambria Math" w:hAnsi="Cambria Math"/>
+                      <w:highlight w:val="green"/>
                     </w:rPr>
                     <m:t>2</m:t>
                   </m:r>
@@ -1650,6 +1586,7 @@
               <m:r>
                 <w:rPr>
                   <w:rFonts w:ascii="Cambria Math" w:hAnsi="Cambria Math"/>
+                  <w:highlight w:val="green"/>
                 </w:rPr>
                 <m:t>#</m:t>
               </m:r>
@@ -1659,6 +1596,7 @@
                     <w:rPr>
                       <w:rFonts w:ascii="Cambria Math" w:eastAsiaTheme="minorEastAsia" w:hAnsi="Cambria Math"/>
                       <w:i/>
+                      <w:highlight w:val="green"/>
                     </w:rPr>
                   </m:ctrlPr>
                 </m:dPr>
@@ -1666,6 +1604,7 @@
                   <m:r>
                     <w:rPr>
                       <w:rFonts w:ascii="Cambria Math" w:eastAsiaTheme="minorEastAsia" w:hAnsi="Cambria Math"/>
+                      <w:highlight w:val="green"/>
                     </w:rPr>
                     <m:t>4</m:t>
                   </m:r>
@@ -1675,6 +1614,7 @@
                 <w:rPr>
                   <w:rFonts w:ascii="Cambria Math" w:hAnsi="Cambria Math"/>
                   <w:i/>
+                  <w:highlight w:val="green"/>
                 </w:rPr>
               </m:ctrlPr>
             </m:e>
@@ -1942,6 +1882,7 @@
                 <w:rPr>
                   <w:rFonts w:ascii="Cambria Math" w:eastAsiaTheme="minorEastAsia" w:hAnsi="Cambria Math"/>
                   <w:i/>
+                  <w:highlight w:val="green"/>
                 </w:rPr>
               </m:ctrlPr>
             </m:eqArrPr>
@@ -1952,6 +1893,7 @@
                     <w:rPr>
                       <w:rFonts w:ascii="Cambria Math" w:hAnsi="Cambria Math"/>
                       <w:i/>
+                      <w:highlight w:val="green"/>
                     </w:rPr>
                   </m:ctrlPr>
                 </m:sSubPr>
@@ -1959,6 +1901,7 @@
                   <m:r>
                     <w:rPr>
                       <w:rFonts w:ascii="Cambria Math" w:hAnsi="Cambria Math"/>
+                      <w:highlight w:val="green"/>
                     </w:rPr>
                     <m:t>J</m:t>
                   </m:r>
@@ -1967,6 +1910,7 @@
                   <m:r>
                     <w:rPr>
                       <w:rFonts w:ascii="Cambria Math" w:hAnsi="Cambria Math"/>
+                      <w:highlight w:val="green"/>
                     </w:rPr>
                     <m:t>prop</m:t>
                   </m:r>
@@ -1978,6 +1922,7 @@
                     <w:rPr>
                       <w:rFonts w:ascii="Cambria Math" w:hAnsi="Cambria Math"/>
                       <w:i/>
+                      <w:highlight w:val="green"/>
                     </w:rPr>
                   </m:ctrlPr>
                 </m:sSubPr>
@@ -1989,6 +1934,7 @@
                         <w:rPr>
                           <w:rFonts w:ascii="Cambria Math" w:hAnsi="Cambria Math"/>
                           <w:i/>
+                          <w:highlight w:val="green"/>
                         </w:rPr>
                       </m:ctrlPr>
                     </m:accPr>
@@ -1996,6 +1942,7 @@
                       <m:r>
                         <w:rPr>
                           <w:rFonts w:ascii="Cambria Math" w:hAnsi="Cambria Math"/>
+                          <w:highlight w:val="green"/>
                         </w:rPr>
                         <m:t>ω</m:t>
                       </m:r>
@@ -2006,6 +1953,7 @@
                   <m:r>
                     <w:rPr>
                       <w:rFonts w:ascii="Cambria Math" w:hAnsi="Cambria Math"/>
+                      <w:highlight w:val="green"/>
                     </w:rPr>
                     <m:t>i</m:t>
                   </m:r>
@@ -2014,6 +1962,7 @@
               <m:r>
                 <w:rPr>
                   <w:rFonts w:ascii="Cambria Math" w:hAnsi="Cambria Math"/>
+                  <w:highlight w:val="green"/>
                 </w:rPr>
                 <m:t>≈</m:t>
               </m:r>
@@ -2023,6 +1972,7 @@
                     <w:rPr>
                       <w:rFonts w:ascii="Cambria Math" w:eastAsiaTheme="minorEastAsia" w:hAnsi="Cambria Math"/>
                       <w:i/>
+                      <w:highlight w:val="green"/>
                     </w:rPr>
                   </m:ctrlPr>
                 </m:sSubPr>
@@ -2030,6 +1980,7 @@
                   <m:r>
                     <w:rPr>
                       <w:rFonts w:ascii="Cambria Math" w:eastAsiaTheme="minorEastAsia" w:hAnsi="Cambria Math"/>
+                      <w:highlight w:val="green"/>
                     </w:rPr>
                     <m:t>T</m:t>
                   </m:r>
@@ -2038,6 +1989,7 @@
                   <m:r>
                     <w:rPr>
                       <w:rFonts w:ascii="Cambria Math" w:eastAsiaTheme="minorEastAsia" w:hAnsi="Cambria Math"/>
+                      <w:highlight w:val="green"/>
                     </w:rPr>
                     <m:t>i</m:t>
                   </m:r>
@@ -2046,12 +1998,14 @@
               <m:r>
                 <w:rPr>
                   <w:rFonts w:ascii="Cambria Math" w:eastAsiaTheme="minorEastAsia" w:hAnsi="Cambria Math"/>
+                  <w:highlight w:val="green"/>
                 </w:rPr>
                 <m:t>-</m:t>
               </m:r>
               <m:r>
                 <w:rPr>
                   <w:rFonts w:ascii="Cambria Math" w:hAnsi="Cambria Math"/>
+                  <w:highlight w:val="green"/>
                 </w:rPr>
                 <m:t>2</m:t>
               </m:r>
@@ -2061,6 +2015,7 @@
                     <w:rPr>
                       <w:rFonts w:ascii="Cambria Math" w:hAnsi="Cambria Math"/>
                       <w:i/>
+                      <w:highlight w:val="green"/>
                     </w:rPr>
                   </m:ctrlPr>
                 </m:sSubPr>
@@ -2068,6 +2023,7 @@
                   <m:r>
                     <w:rPr>
                       <w:rFonts w:ascii="Cambria Math" w:hAnsi="Cambria Math"/>
+                      <w:highlight w:val="green"/>
                     </w:rPr>
                     <m:t>K</m:t>
                   </m:r>
@@ -2076,6 +2032,7 @@
                   <m:r>
                     <w:rPr>
                       <w:rFonts w:ascii="Cambria Math" w:hAnsi="Cambria Math"/>
+                      <w:highlight w:val="green"/>
                     </w:rPr>
                     <m:t>Torque</m:t>
                   </m:r>
@@ -2087,6 +2044,7 @@
                     <w:rPr>
                       <w:rFonts w:ascii="Cambria Math" w:hAnsi="Cambria Math"/>
                       <w:i/>
+                      <w:highlight w:val="green"/>
                     </w:rPr>
                   </m:ctrlPr>
                 </m:sSubPr>
@@ -2094,6 +2052,7 @@
                   <m:r>
                     <w:rPr>
                       <w:rFonts w:ascii="Cambria Math" w:hAnsi="Cambria Math"/>
+                      <w:highlight w:val="green"/>
                     </w:rPr>
                     <m:t>ω</m:t>
                   </m:r>
@@ -2102,14 +2061,9 @@
                   <m:r>
                     <w:rPr>
                       <w:rFonts w:ascii="Cambria Math" w:hAnsi="Cambria Math"/>
-                    </w:rPr>
-                    <m:t>h</m:t>
-                  </m:r>
-                  <m:r>
-                    <w:rPr>
-                      <w:rFonts w:ascii="Cambria Math" w:hAnsi="Cambria Math"/>
-                    </w:rPr>
-                    <m:t>over</m:t>
+                      <w:highlight w:val="green"/>
+                    </w:rPr>
+                    <m:t>hover</m:t>
                   </m:r>
                 </m:sub>
               </m:sSub>
@@ -2119,6 +2073,7 @@
                     <w:rPr>
                       <w:rFonts w:ascii="Cambria Math" w:hAnsi="Cambria Math"/>
                       <w:i/>
+                      <w:highlight w:val="green"/>
                     </w:rPr>
                   </m:ctrlPr>
                 </m:sSubPr>
@@ -2126,6 +2081,7 @@
                   <m:r>
                     <w:rPr>
                       <w:rFonts w:ascii="Cambria Math" w:hAnsi="Cambria Math"/>
+                      <w:highlight w:val="green"/>
                     </w:rPr>
                     <m:t>ω</m:t>
                   </m:r>
@@ -2134,6 +2090,7 @@
                   <m:r>
                     <w:rPr>
                       <w:rFonts w:ascii="Cambria Math" w:hAnsi="Cambria Math"/>
+                      <w:highlight w:val="green"/>
                     </w:rPr>
                     <m:t>i</m:t>
                   </m:r>
@@ -2142,8 +2099,9 @@
               <m:r>
                 <w:rPr>
                   <w:rFonts w:ascii="Cambria Math" w:hAnsi="Cambria Math"/>
-                </w:rPr>
-                <m:t>-</m:t>
+                  <w:highlight w:val="green"/>
+                </w:rPr>
+                <m:t>+</m:t>
               </m:r>
               <m:sSub>
                 <m:sSubPr>
@@ -2151,6 +2109,7 @@
                     <w:rPr>
                       <w:rFonts w:ascii="Cambria Math" w:hAnsi="Cambria Math"/>
                       <w:i/>
+                      <w:highlight w:val="green"/>
                     </w:rPr>
                   </m:ctrlPr>
                 </m:sSubPr>
@@ -2158,6 +2117,7 @@
                   <m:r>
                     <w:rPr>
                       <w:rFonts w:ascii="Cambria Math" w:hAnsi="Cambria Math"/>
+                      <w:highlight w:val="green"/>
                     </w:rPr>
                     <m:t>K</m:t>
                   </m:r>
@@ -2166,6 +2126,7 @@
                   <m:r>
                     <w:rPr>
                       <w:rFonts w:ascii="Cambria Math" w:hAnsi="Cambria Math"/>
+                      <w:highlight w:val="green"/>
                     </w:rPr>
                     <m:t>Torque</m:t>
                   </m:r>
@@ -2177,6 +2138,7 @@
                     <w:rPr>
                       <w:rFonts w:ascii="Cambria Math" w:hAnsi="Cambria Math"/>
                       <w:i/>
+                      <w:highlight w:val="green"/>
                     </w:rPr>
                   </m:ctrlPr>
                 </m:sSubSupPr>
@@ -2184,6 +2146,7 @@
                   <m:r>
                     <w:rPr>
                       <w:rFonts w:ascii="Cambria Math" w:hAnsi="Cambria Math"/>
+                      <w:highlight w:val="green"/>
                     </w:rPr>
                     <m:t>ω</m:t>
                   </m:r>
@@ -2192,20 +2155,16 @@
                   <m:r>
                     <w:rPr>
                       <w:rFonts w:ascii="Cambria Math" w:hAnsi="Cambria Math"/>
-                    </w:rPr>
-                    <m:t>h</m:t>
-                  </m:r>
-                  <m:r>
-                    <w:rPr>
-                      <w:rFonts w:ascii="Cambria Math" w:hAnsi="Cambria Math"/>
-                    </w:rPr>
-                    <m:t>over</m:t>
+                      <w:highlight w:val="green"/>
+                    </w:rPr>
+                    <m:t>hover</m:t>
                   </m:r>
                 </m:sub>
                 <m:sup>
                   <m:r>
                     <w:rPr>
                       <w:rFonts w:ascii="Cambria Math" w:hAnsi="Cambria Math"/>
+                      <w:highlight w:val="green"/>
                     </w:rPr>
                     <m:t>2</m:t>
                   </m:r>
@@ -2214,6 +2173,7 @@
               <m:r>
                 <w:rPr>
                   <w:rFonts w:ascii="Cambria Math" w:hAnsi="Cambria Math"/>
+                  <w:highlight w:val="green"/>
                 </w:rPr>
                 <m:t>#</m:t>
               </m:r>
@@ -2223,6 +2183,7 @@
                     <w:rPr>
                       <w:rFonts w:ascii="Cambria Math" w:eastAsiaTheme="minorEastAsia" w:hAnsi="Cambria Math"/>
                       <w:i/>
+                      <w:highlight w:val="green"/>
                     </w:rPr>
                   </m:ctrlPr>
                 </m:dPr>
@@ -2230,6 +2191,7 @@
                   <m:r>
                     <w:rPr>
                       <w:rFonts w:ascii="Cambria Math" w:eastAsiaTheme="minorEastAsia" w:hAnsi="Cambria Math"/>
+                      <w:highlight w:val="green"/>
                     </w:rPr>
                     <m:t>6</m:t>
                   </m:r>
@@ -2239,6 +2201,7 @@
                 <w:rPr>
                   <w:rFonts w:ascii="Cambria Math" w:hAnsi="Cambria Math"/>
                   <w:i/>
+                  <w:highlight w:val="green"/>
                 </w:rPr>
               </m:ctrlPr>
             </m:e>
@@ -2280,6 +2243,7 @@
                 <w:rPr>
                   <w:rFonts w:ascii="Cambria Math" w:eastAsiaTheme="minorEastAsia" w:hAnsi="Cambria Math"/>
                   <w:i/>
+                  <w:highlight w:val="green"/>
                 </w:rPr>
               </m:ctrlPr>
             </m:eqArrPr>
@@ -2292,6 +2256,7 @@
                     <w:rPr>
                       <w:rFonts w:ascii="Cambria Math" w:hAnsi="Cambria Math"/>
                       <w:i/>
+                      <w:highlight w:val="green"/>
                     </w:rPr>
                   </m:ctrlPr>
                 </m:dPr>
@@ -2310,6 +2275,7 @@
                         <w:rPr>
                           <w:rFonts w:ascii="Cambria Math" w:hAnsi="Cambria Math"/>
                           <w:i/>
+                          <w:highlight w:val="green"/>
                         </w:rPr>
                       </m:ctrlPr>
                     </m:mPr>
@@ -2321,6 +2287,7 @@
                               <w:rPr>
                                 <w:rFonts w:ascii="Cambria Math" w:hAnsi="Cambria Math"/>
                                 <w:i/>
+                                <w:highlight w:val="green"/>
                               </w:rPr>
                             </m:ctrlPr>
                           </m:sSubPr>
@@ -2328,6 +2295,7 @@
                             <m:r>
                               <w:rPr>
                                 <w:rFonts w:ascii="Cambria Math" w:hAnsi="Cambria Math"/>
+                                <w:highlight w:val="green"/>
                               </w:rPr>
                               <m:t>J</m:t>
                             </m:r>
@@ -2336,37 +2304,19 @@
                             <m:r>
                               <w:rPr>
                                 <w:rFonts w:ascii="Cambria Math" w:hAnsi="Cambria Math"/>
+                                <w:highlight w:val="green"/>
                               </w:rPr>
                               <m:t>x</m:t>
                             </m:r>
                           </m:sub>
                         </m:sSub>
-                        <m:sSub>
-                          <m:sSubPr>
-                            <m:ctrlPr>
-                              <w:rPr>
-                                <w:rFonts w:ascii="Cambria Math" w:hAnsi="Cambria Math"/>
-                                <w:i/>
-                              </w:rPr>
-                            </m:ctrlPr>
-                          </m:sSubPr>
-                          <m:e>
-                            <m:r>
-                              <w:rPr>
-                                <w:rFonts w:ascii="Cambria Math" w:hAnsi="Cambria Math"/>
-                              </w:rPr>
-                              <m:t>θ</m:t>
-                            </m:r>
-                          </m:e>
-                          <m:sub>
-                            <m:r>
-                              <w:rPr>
-                                <w:rFonts w:ascii="Cambria Math" w:hAnsi="Cambria Math"/>
-                              </w:rPr>
-                              <m:t>x</m:t>
-                            </m:r>
-                          </m:sub>
-                        </m:sSub>
+                        <m:r>
+                          <w:rPr>
+                            <w:rFonts w:ascii="Cambria Math" w:hAnsi="Cambria Math"/>
+                            <w:highlight w:val="green"/>
+                          </w:rPr>
+                          <m:t>ϕ</m:t>
+                        </m:r>
                       </m:e>
                     </m:mr>
                     <m:mr>
@@ -2377,6 +2327,7 @@
                               <w:rPr>
                                 <w:rFonts w:ascii="Cambria Math" w:hAnsi="Cambria Math"/>
                                 <w:i/>
+                                <w:highlight w:val="green"/>
                               </w:rPr>
                             </m:ctrlPr>
                           </m:sSubPr>
@@ -2384,6 +2335,7 @@
                             <m:r>
                               <w:rPr>
                                 <w:rFonts w:ascii="Cambria Math" w:hAnsi="Cambria Math"/>
+                                <w:highlight w:val="green"/>
                               </w:rPr>
                               <m:t>J</m:t>
                             </m:r>
@@ -2392,37 +2344,19 @@
                             <m:r>
                               <w:rPr>
                                 <w:rFonts w:ascii="Cambria Math" w:hAnsi="Cambria Math"/>
+                                <w:highlight w:val="green"/>
                               </w:rPr>
                               <m:t>y</m:t>
                             </m:r>
                           </m:sub>
                         </m:sSub>
-                        <m:sSub>
-                          <m:sSubPr>
-                            <m:ctrlPr>
-                              <w:rPr>
-                                <w:rFonts w:ascii="Cambria Math" w:hAnsi="Cambria Math"/>
-                                <w:i/>
-                              </w:rPr>
-                            </m:ctrlPr>
-                          </m:sSubPr>
-                          <m:e>
-                            <m:r>
-                              <w:rPr>
-                                <w:rFonts w:ascii="Cambria Math" w:hAnsi="Cambria Math"/>
-                              </w:rPr>
-                              <m:t>θ</m:t>
-                            </m:r>
-                          </m:e>
-                          <m:sub>
-                            <m:r>
-                              <w:rPr>
-                                <w:rFonts w:ascii="Cambria Math" w:hAnsi="Cambria Math"/>
-                              </w:rPr>
-                              <m:t>y</m:t>
-                            </m:r>
-                          </m:sub>
-                        </m:sSub>
+                        <m:r>
+                          <w:rPr>
+                            <w:rFonts w:ascii="Cambria Math" w:hAnsi="Cambria Math"/>
+                            <w:highlight w:val="green"/>
+                          </w:rPr>
+                          <m:t>θ</m:t>
+                        </m:r>
                       </m:e>
                     </m:mr>
                     <m:mr>
@@ -2433,6 +2367,7 @@
                               <w:rPr>
                                 <w:rFonts w:ascii="Cambria Math" w:hAnsi="Cambria Math"/>
                                 <w:i/>
+                                <w:highlight w:val="green"/>
                               </w:rPr>
                             </m:ctrlPr>
                           </m:sSubPr>
@@ -2440,6 +2375,7 @@
                             <m:r>
                               <w:rPr>
                                 <w:rFonts w:ascii="Cambria Math" w:hAnsi="Cambria Math"/>
+                                <w:highlight w:val="green"/>
                               </w:rPr>
                               <m:t>J</m:t>
                             </m:r>
@@ -2448,37 +2384,19 @@
                             <m:r>
                               <w:rPr>
                                 <w:rFonts w:ascii="Cambria Math" w:hAnsi="Cambria Math"/>
+                                <w:highlight w:val="green"/>
                               </w:rPr>
                               <m:t>z</m:t>
                             </m:r>
                           </m:sub>
                         </m:sSub>
-                        <m:sSub>
-                          <m:sSubPr>
-                            <m:ctrlPr>
-                              <w:rPr>
-                                <w:rFonts w:ascii="Cambria Math" w:hAnsi="Cambria Math"/>
-                                <w:i/>
-                              </w:rPr>
-                            </m:ctrlPr>
-                          </m:sSubPr>
-                          <m:e>
-                            <m:r>
-                              <w:rPr>
-                                <w:rFonts w:ascii="Cambria Math" w:hAnsi="Cambria Math"/>
-                              </w:rPr>
-                              <m:t>θ</m:t>
-                            </m:r>
-                          </m:e>
-                          <m:sub>
-                            <m:r>
-                              <w:rPr>
-                                <w:rFonts w:ascii="Cambria Math" w:hAnsi="Cambria Math"/>
-                              </w:rPr>
-                              <m:t>z</m:t>
-                            </m:r>
-                          </m:sub>
-                        </m:sSub>
+                        <m:r>
+                          <w:rPr>
+                            <w:rFonts w:ascii="Cambria Math" w:hAnsi="Cambria Math"/>
+                            <w:highlight w:val="green"/>
+                          </w:rPr>
+                          <m:t>ψ</m:t>
+                        </m:r>
                       </m:e>
                     </m:mr>
                   </m:m>
@@ -2487,6 +2405,7 @@
               <m:r>
                 <w:rPr>
                   <w:rFonts w:ascii="Cambria Math" w:hAnsi="Cambria Math"/>
+                  <w:highlight w:val="green"/>
                 </w:rPr>
                 <m:t>=</m:t>
               </m:r>
@@ -2498,6 +2417,7 @@
                     <w:rPr>
                       <w:rFonts w:ascii="Cambria Math" w:hAnsi="Cambria Math"/>
                       <w:i/>
+                      <w:highlight w:val="green"/>
                     </w:rPr>
                   </m:ctrlPr>
                 </m:dPr>
@@ -2516,6 +2436,7 @@
                         <w:rPr>
                           <w:rFonts w:ascii="Cambria Math" w:hAnsi="Cambria Math"/>
                           <w:i/>
+                          <w:highlight w:val="green"/>
                         </w:rPr>
                       </m:ctrlPr>
                     </m:mPr>
@@ -2527,6 +2448,7 @@
                               <w:rPr>
                                 <w:rFonts w:ascii="Cambria Math" w:hAnsi="Cambria Math"/>
                                 <w:i/>
+                                <w:highlight w:val="green"/>
                               </w:rPr>
                             </m:ctrlPr>
                           </m:fPr>
@@ -2534,6 +2456,7 @@
                             <m:r>
                               <w:rPr>
                                 <w:rFonts w:ascii="Cambria Math" w:hAnsi="Cambria Math"/>
+                                <w:highlight w:val="green"/>
                               </w:rPr>
                               <m:t>L</m:t>
                             </m:r>
@@ -2542,6 +2465,7 @@
                             <m:r>
                               <w:rPr>
                                 <w:rFonts w:ascii="Cambria Math" w:hAnsi="Cambria Math"/>
+                                <w:highlight w:val="green"/>
                               </w:rPr>
                               <m:t>2</m:t>
                             </m:r>
@@ -2553,6 +2477,7 @@
                               <w:rPr>
                                 <w:rFonts w:ascii="Cambria Math" w:hAnsi="Cambria Math"/>
                                 <w:i/>
+                                <w:highlight w:val="green"/>
                               </w:rPr>
                             </m:ctrlPr>
                           </m:dPr>
@@ -2563,6 +2488,7 @@
                                   <w:rPr>
                                     <w:rFonts w:ascii="Cambria Math" w:hAnsi="Cambria Math"/>
                                     <w:i/>
+                                    <w:highlight w:val="green"/>
                                   </w:rPr>
                                 </m:ctrlPr>
                               </m:sSubPr>
@@ -2570,6 +2496,7 @@
                                 <m:r>
                                   <w:rPr>
                                     <w:rFonts w:ascii="Cambria Math" w:hAnsi="Cambria Math"/>
+                                    <w:highlight w:val="green"/>
                                   </w:rPr>
                                   <m:t>F</m:t>
                                 </m:r>
@@ -2578,6 +2505,7 @@
                                 <m:r>
                                   <w:rPr>
                                     <w:rFonts w:ascii="Cambria Math" w:hAnsi="Cambria Math"/>
+                                    <w:highlight w:val="green"/>
                                   </w:rPr>
                                   <m:t>1</m:t>
                                 </m:r>
@@ -2586,6 +2514,7 @@
                             <m:r>
                               <w:rPr>
                                 <w:rFonts w:ascii="Cambria Math" w:hAnsi="Cambria Math"/>
+                                <w:highlight w:val="green"/>
                               </w:rPr>
                               <m:t>+</m:t>
                             </m:r>
@@ -2595,6 +2524,7 @@
                                   <w:rPr>
                                     <w:rFonts w:ascii="Cambria Math" w:hAnsi="Cambria Math"/>
                                     <w:i/>
+                                    <w:highlight w:val="green"/>
                                   </w:rPr>
                                 </m:ctrlPr>
                               </m:sSubPr>
@@ -2602,6 +2532,7 @@
                                 <m:r>
                                   <w:rPr>
                                     <w:rFonts w:ascii="Cambria Math" w:hAnsi="Cambria Math"/>
+                                    <w:highlight w:val="green"/>
                                   </w:rPr>
                                   <m:t>F</m:t>
                                 </m:r>
@@ -2610,6 +2541,7 @@
                                 <m:r>
                                   <w:rPr>
                                     <w:rFonts w:ascii="Cambria Math" w:hAnsi="Cambria Math"/>
+                                    <w:highlight w:val="green"/>
                                   </w:rPr>
                                   <m:t>2</m:t>
                                 </m:r>
@@ -2620,6 +2552,7 @@
                         <m:r>
                           <w:rPr>
                             <w:rFonts w:ascii="Cambria Math" w:hAnsi="Cambria Math"/>
+                            <w:highlight w:val="green"/>
                           </w:rPr>
                           <m:t>-</m:t>
                         </m:r>
@@ -2629,6 +2562,7 @@
                               <w:rPr>
                                 <w:rFonts w:ascii="Cambria Math" w:hAnsi="Cambria Math"/>
                                 <w:i/>
+                                <w:highlight w:val="green"/>
                               </w:rPr>
                             </m:ctrlPr>
                           </m:fPr>
@@ -2636,6 +2570,7 @@
                             <m:r>
                               <w:rPr>
                                 <w:rFonts w:ascii="Cambria Math" w:hAnsi="Cambria Math"/>
+                                <w:highlight w:val="green"/>
                               </w:rPr>
                               <m:t>L</m:t>
                             </m:r>
@@ -2644,6 +2579,7 @@
                             <m:r>
                               <w:rPr>
                                 <w:rFonts w:ascii="Cambria Math" w:hAnsi="Cambria Math"/>
+                                <w:highlight w:val="green"/>
                               </w:rPr>
                               <m:t>2</m:t>
                             </m:r>
@@ -2655,6 +2591,7 @@
                               <w:rPr>
                                 <w:rFonts w:ascii="Cambria Math" w:hAnsi="Cambria Math"/>
                                 <w:i/>
+                                <w:highlight w:val="green"/>
                               </w:rPr>
                             </m:ctrlPr>
                           </m:dPr>
@@ -2665,6 +2602,7 @@
                                   <w:rPr>
                                     <w:rFonts w:ascii="Cambria Math" w:hAnsi="Cambria Math"/>
                                     <w:i/>
+                                    <w:highlight w:val="green"/>
                                   </w:rPr>
                                 </m:ctrlPr>
                               </m:sSubPr>
@@ -2672,6 +2610,7 @@
                                 <m:r>
                                   <w:rPr>
                                     <w:rFonts w:ascii="Cambria Math" w:hAnsi="Cambria Math"/>
+                                    <w:highlight w:val="green"/>
                                   </w:rPr>
                                   <m:t>F</m:t>
                                 </m:r>
@@ -2680,6 +2619,7 @@
                                 <m:r>
                                   <w:rPr>
                                     <w:rFonts w:ascii="Cambria Math" w:hAnsi="Cambria Math"/>
+                                    <w:highlight w:val="green"/>
                                   </w:rPr>
                                   <m:t>3</m:t>
                                 </m:r>
@@ -2688,6 +2628,7 @@
                             <m:r>
                               <w:rPr>
                                 <w:rFonts w:ascii="Cambria Math" w:hAnsi="Cambria Math"/>
+                                <w:highlight w:val="green"/>
                               </w:rPr>
                               <m:t>+</m:t>
                             </m:r>
@@ -2697,6 +2638,7 @@
                                   <w:rPr>
                                     <w:rFonts w:ascii="Cambria Math" w:hAnsi="Cambria Math"/>
                                     <w:i/>
+                                    <w:highlight w:val="green"/>
                                   </w:rPr>
                                 </m:ctrlPr>
                               </m:sSubPr>
@@ -2704,6 +2646,7 @@
                                 <m:r>
                                   <w:rPr>
                                     <w:rFonts w:ascii="Cambria Math" w:hAnsi="Cambria Math"/>
+                                    <w:highlight w:val="green"/>
                                   </w:rPr>
                                   <m:t>F</m:t>
                                 </m:r>
@@ -2712,6 +2655,7 @@
                                 <m:r>
                                   <w:rPr>
                                     <w:rFonts w:ascii="Cambria Math" w:hAnsi="Cambria Math"/>
+                                    <w:highlight w:val="green"/>
                                   </w:rPr>
                                   <m:t>4</m:t>
                                 </m:r>
@@ -2729,6 +2673,7 @@
                               <w:rPr>
                                 <w:rFonts w:ascii="Cambria Math" w:hAnsi="Cambria Math"/>
                                 <w:i/>
+                                <w:highlight w:val="green"/>
                               </w:rPr>
                             </m:ctrlPr>
                           </m:fPr>
@@ -2736,6 +2681,7 @@
                             <m:r>
                               <w:rPr>
                                 <w:rFonts w:ascii="Cambria Math" w:hAnsi="Cambria Math"/>
+                                <w:highlight w:val="green"/>
                               </w:rPr>
                               <m:t>L</m:t>
                             </m:r>
@@ -2744,6 +2690,7 @@
                             <m:r>
                               <w:rPr>
                                 <w:rFonts w:ascii="Cambria Math" w:hAnsi="Cambria Math"/>
+                                <w:highlight w:val="green"/>
                               </w:rPr>
                               <m:t>2</m:t>
                             </m:r>
@@ -2755,6 +2702,7 @@
                               <w:rPr>
                                 <w:rFonts w:ascii="Cambria Math" w:hAnsi="Cambria Math"/>
                                 <w:i/>
+                                <w:highlight w:val="green"/>
                               </w:rPr>
                             </m:ctrlPr>
                           </m:dPr>
@@ -2765,6 +2713,7 @@
                                   <w:rPr>
                                     <w:rFonts w:ascii="Cambria Math" w:hAnsi="Cambria Math"/>
                                     <w:i/>
+                                    <w:highlight w:val="green"/>
                                   </w:rPr>
                                 </m:ctrlPr>
                               </m:sSubPr>
@@ -2772,6 +2721,7 @@
                                 <m:r>
                                   <w:rPr>
                                     <w:rFonts w:ascii="Cambria Math" w:hAnsi="Cambria Math"/>
+                                    <w:highlight w:val="green"/>
                                   </w:rPr>
                                   <m:t>F</m:t>
                                 </m:r>
@@ -2780,14 +2730,16 @@
                                 <m:r>
                                   <w:rPr>
                                     <w:rFonts w:ascii="Cambria Math" w:hAnsi="Cambria Math"/>
+                                    <w:highlight w:val="green"/>
                                   </w:rPr>
-                                  <m:t>2</m:t>
+                                  <m:t>1</m:t>
                                 </m:r>
                               </m:sub>
                             </m:sSub>
                             <m:r>
                               <w:rPr>
                                 <w:rFonts w:ascii="Cambria Math" w:hAnsi="Cambria Math"/>
+                                <w:highlight w:val="green"/>
                               </w:rPr>
                               <m:t>+</m:t>
                             </m:r>
@@ -2797,6 +2749,7 @@
                                   <w:rPr>
                                     <w:rFonts w:ascii="Cambria Math" w:hAnsi="Cambria Math"/>
                                     <w:i/>
+                                    <w:highlight w:val="green"/>
                                   </w:rPr>
                                 </m:ctrlPr>
                               </m:sSubPr>
@@ -2804,6 +2757,7 @@
                                 <m:r>
                                   <w:rPr>
                                     <w:rFonts w:ascii="Cambria Math" w:hAnsi="Cambria Math"/>
+                                    <w:highlight w:val="green"/>
                                   </w:rPr>
                                   <m:t>F</m:t>
                                 </m:r>
@@ -2812,8 +2766,9 @@
                                 <m:r>
                                   <w:rPr>
                                     <w:rFonts w:ascii="Cambria Math" w:hAnsi="Cambria Math"/>
+                                    <w:highlight w:val="green"/>
                                   </w:rPr>
-                                  <m:t>3</m:t>
+                                  <m:t>4</m:t>
                                 </m:r>
                               </m:sub>
                             </m:sSub>
@@ -2822,6 +2777,7 @@
                         <m:r>
                           <w:rPr>
                             <w:rFonts w:ascii="Cambria Math" w:hAnsi="Cambria Math"/>
+                            <w:highlight w:val="green"/>
                           </w:rPr>
                           <m:t>-</m:t>
                         </m:r>
@@ -2831,6 +2787,7 @@
                               <w:rPr>
                                 <w:rFonts w:ascii="Cambria Math" w:hAnsi="Cambria Math"/>
                                 <w:i/>
+                                <w:highlight w:val="green"/>
                               </w:rPr>
                             </m:ctrlPr>
                           </m:fPr>
@@ -2838,6 +2795,7 @@
                             <m:r>
                               <w:rPr>
                                 <w:rFonts w:ascii="Cambria Math" w:hAnsi="Cambria Math"/>
+                                <w:highlight w:val="green"/>
                               </w:rPr>
                               <m:t>L</m:t>
                             </m:r>
@@ -2846,6 +2804,7 @@
                             <m:r>
                               <w:rPr>
                                 <w:rFonts w:ascii="Cambria Math" w:hAnsi="Cambria Math"/>
+                                <w:highlight w:val="green"/>
                               </w:rPr>
                               <m:t>2</m:t>
                             </m:r>
@@ -2857,6 +2816,7 @@
                               <w:rPr>
                                 <w:rFonts w:ascii="Cambria Math" w:hAnsi="Cambria Math"/>
                                 <w:i/>
+                                <w:highlight w:val="green"/>
                               </w:rPr>
                             </m:ctrlPr>
                           </m:dPr>
@@ -2867,6 +2827,7 @@
                                   <w:rPr>
                                     <w:rFonts w:ascii="Cambria Math" w:hAnsi="Cambria Math"/>
                                     <w:i/>
+                                    <w:highlight w:val="green"/>
                                   </w:rPr>
                                 </m:ctrlPr>
                               </m:sSubPr>
@@ -2874,6 +2835,7 @@
                                 <m:r>
                                   <w:rPr>
                                     <w:rFonts w:ascii="Cambria Math" w:hAnsi="Cambria Math"/>
+                                    <w:highlight w:val="green"/>
                                   </w:rPr>
                                   <m:t>F</m:t>
                                 </m:r>
@@ -2882,14 +2844,16 @@
                                 <m:r>
                                   <w:rPr>
                                     <w:rFonts w:ascii="Cambria Math" w:hAnsi="Cambria Math"/>
+                                    <w:highlight w:val="green"/>
                                   </w:rPr>
-                                  <m:t>1</m:t>
+                                  <m:t>2</m:t>
                                 </m:r>
                               </m:sub>
                             </m:sSub>
                             <m:r>
                               <w:rPr>
                                 <w:rFonts w:ascii="Cambria Math" w:hAnsi="Cambria Math"/>
+                                <w:highlight w:val="green"/>
                               </w:rPr>
                               <m:t>+</m:t>
                             </m:r>
@@ -2899,6 +2863,7 @@
                                   <w:rPr>
                                     <w:rFonts w:ascii="Cambria Math" w:hAnsi="Cambria Math"/>
                                     <w:i/>
+                                    <w:highlight w:val="green"/>
                                   </w:rPr>
                                 </m:ctrlPr>
                               </m:sSubPr>
@@ -2906,6 +2871,7 @@
                                 <m:r>
                                   <w:rPr>
                                     <w:rFonts w:ascii="Cambria Math" w:hAnsi="Cambria Math"/>
+                                    <w:highlight w:val="green"/>
                                   </w:rPr>
                                   <m:t>F</m:t>
                                 </m:r>
@@ -2914,8 +2880,9 @@
                                 <m:r>
                                   <w:rPr>
                                     <w:rFonts w:ascii="Cambria Math" w:hAnsi="Cambria Math"/>
+                                    <w:highlight w:val="green"/>
                                   </w:rPr>
-                                  <m:t>4</m:t>
+                                  <m:t>3</m:t>
                                 </m:r>
                               </m:sub>
                             </m:sSub>
@@ -2925,18 +2892,13 @@
                     </m:mr>
                     <m:mr>
                       <m:e>
-                        <m:r>
-                          <w:rPr>
-                            <w:rFonts w:ascii="Cambria Math" w:hAnsi="Cambria Math"/>
-                          </w:rPr>
-                          <m:t>-</m:t>
-                        </m:r>
                         <m:sSub>
                           <m:sSubPr>
                             <m:ctrlPr>
                               <w:rPr>
                                 <w:rFonts w:ascii="Cambria Math" w:hAnsi="Cambria Math"/>
                                 <w:i/>
+                                <w:highlight w:val="green"/>
                               </w:rPr>
                             </m:ctrlPr>
                           </m:sSubPr>
@@ -2944,6 +2906,7 @@
                             <m:r>
                               <w:rPr>
                                 <w:rFonts w:ascii="Cambria Math" w:hAnsi="Cambria Math"/>
+                                <w:highlight w:val="green"/>
                               </w:rPr>
                               <m:t>T</m:t>
                             </m:r>
@@ -2952,6 +2915,7 @@
                             <m:r>
                               <w:rPr>
                                 <w:rFonts w:ascii="Cambria Math" w:hAnsi="Cambria Math"/>
+                                <w:highlight w:val="green"/>
                               </w:rPr>
                               <m:t>1</m:t>
                             </m:r>
@@ -2960,8 +2924,9 @@
                         <m:r>
                           <w:rPr>
                             <w:rFonts w:ascii="Cambria Math" w:hAnsi="Cambria Math"/>
+                            <w:highlight w:val="green"/>
                           </w:rPr>
-                          <m:t>+</m:t>
+                          <m:t>-</m:t>
                         </m:r>
                         <m:sSub>
                           <m:sSubPr>
@@ -2969,6 +2934,7 @@
                               <w:rPr>
                                 <w:rFonts w:ascii="Cambria Math" w:hAnsi="Cambria Math"/>
                                 <w:i/>
+                                <w:highlight w:val="green"/>
                               </w:rPr>
                             </m:ctrlPr>
                           </m:sSubPr>
@@ -2976,6 +2942,7 @@
                             <m:r>
                               <w:rPr>
                                 <w:rFonts w:ascii="Cambria Math" w:hAnsi="Cambria Math"/>
+                                <w:highlight w:val="green"/>
                               </w:rPr>
                               <m:t>T</m:t>
                             </m:r>
@@ -2984,6 +2951,7 @@
                             <m:r>
                               <w:rPr>
                                 <w:rFonts w:ascii="Cambria Math" w:hAnsi="Cambria Math"/>
+                                <w:highlight w:val="green"/>
                               </w:rPr>
                               <m:t>2</m:t>
                             </m:r>
@@ -2992,8 +2960,9 @@
                         <m:r>
                           <w:rPr>
                             <w:rFonts w:ascii="Cambria Math" w:hAnsi="Cambria Math"/>
+                            <w:highlight w:val="green"/>
                           </w:rPr>
-                          <m:t>-</m:t>
+                          <m:t>+</m:t>
                         </m:r>
                         <m:sSub>
                           <m:sSubPr>
@@ -3001,6 +2970,7 @@
                               <w:rPr>
                                 <w:rFonts w:ascii="Cambria Math" w:hAnsi="Cambria Math"/>
                                 <w:i/>
+                                <w:highlight w:val="green"/>
                               </w:rPr>
                             </m:ctrlPr>
                           </m:sSubPr>
@@ -3008,6 +2978,7 @@
                             <m:r>
                               <w:rPr>
                                 <w:rFonts w:ascii="Cambria Math" w:hAnsi="Cambria Math"/>
+                                <w:highlight w:val="green"/>
                               </w:rPr>
                               <m:t>T</m:t>
                             </m:r>
@@ -3016,6 +2987,7 @@
                             <m:r>
                               <w:rPr>
                                 <w:rFonts w:ascii="Cambria Math" w:hAnsi="Cambria Math"/>
+                                <w:highlight w:val="green"/>
                               </w:rPr>
                               <m:t>3</m:t>
                             </m:r>
@@ -3024,8 +2996,9 @@
                         <m:r>
                           <w:rPr>
                             <w:rFonts w:ascii="Cambria Math" w:hAnsi="Cambria Math"/>
+                            <w:highlight w:val="green"/>
                           </w:rPr>
-                          <m:t>+</m:t>
+                          <m:t>-</m:t>
                         </m:r>
                         <m:sSub>
                           <m:sSubPr>
@@ -3033,6 +3006,7 @@
                               <w:rPr>
                                 <w:rFonts w:ascii="Cambria Math" w:hAnsi="Cambria Math"/>
                                 <w:i/>
+                                <w:highlight w:val="green"/>
                               </w:rPr>
                             </m:ctrlPr>
                           </m:sSubPr>
@@ -3040,6 +3014,7 @@
                             <m:r>
                               <w:rPr>
                                 <w:rFonts w:ascii="Cambria Math" w:hAnsi="Cambria Math"/>
+                                <w:highlight w:val="green"/>
                               </w:rPr>
                               <m:t>T</m:t>
                             </m:r>
@@ -3048,6 +3023,7 @@
                             <m:r>
                               <w:rPr>
                                 <w:rFonts w:ascii="Cambria Math" w:hAnsi="Cambria Math"/>
+                                <w:highlight w:val="green"/>
                               </w:rPr>
                               <m:t>4</m:t>
                             </m:r>
@@ -3061,6 +3037,7 @@
               <m:r>
                 <w:rPr>
                   <w:rFonts w:ascii="Cambria Math" w:hAnsi="Cambria Math"/>
+                  <w:highlight w:val="green"/>
                 </w:rPr>
                 <m:t>#</m:t>
               </m:r>
@@ -3070,6 +3047,7 @@
                     <w:rPr>
                       <w:rFonts w:ascii="Cambria Math" w:eastAsiaTheme="minorEastAsia" w:hAnsi="Cambria Math"/>
                       <w:i/>
+                      <w:highlight w:val="green"/>
                     </w:rPr>
                   </m:ctrlPr>
                 </m:dPr>
@@ -3077,6 +3055,7 @@
                   <m:r>
                     <w:rPr>
                       <w:rFonts w:ascii="Cambria Math" w:eastAsiaTheme="minorEastAsia" w:hAnsi="Cambria Math"/>
+                      <w:highlight w:val="green"/>
                     </w:rPr>
                     <m:t>7</m:t>
                   </m:r>
@@ -3086,6 +3065,7 @@
                 <w:rPr>
                   <w:rFonts w:ascii="Cambria Math" w:hAnsi="Cambria Math"/>
                   <w:i/>
+                  <w:highlight w:val="green"/>
                 </w:rPr>
               </m:ctrlPr>
             </m:e>
@@ -3095,6 +3075,7 @@
     </w:p>
     <w:p>
       <w:r>
+        <w:lastRenderedPageBreak/>
         <w:t>Since L is a constant, t</w:t>
       </w:r>
       <w:r>
@@ -3107,21 +3088,11 @@
         <w:t xml:space="preserve"> a</w:t>
       </w:r>
       <w:r>
-        <w:t xml:space="preserve">lready </w:t>
-      </w:r>
-      <w:proofErr w:type="spellStart"/>
-      <w:proofErr w:type="gramStart"/>
-      <w:r>
-        <w:t>linear</w:t>
+        <w:t>lready linear</w:t>
       </w:r>
       <w:r>
         <w:t>.</w:t>
       </w:r>
-      <w:r>
-        <w:t>s</w:t>
-      </w:r>
-      <w:proofErr w:type="spellEnd"/>
-      <w:proofErr w:type="gramEnd"/>
     </w:p>
     <w:p/>
     <w:p>
@@ -3301,6 +3272,12 @@
                     </m:mPr>
                     <m:mr>
                       <m:e>
+                        <m:r>
+                          <w:rPr>
+                            <w:rFonts w:ascii="Cambria Math" w:hAnsi="Cambria Math"/>
+                          </w:rPr>
+                          <m:t>-</m:t>
+                        </m:r>
                         <m:d>
                           <m:dPr>
                             <m:ctrlPr>
@@ -3341,32 +3318,12 @@
                                     </m:ctrlPr>
                                   </m:dPr>
                                   <m:e>
-                                    <m:sSub>
-                                      <m:sSubPr>
-                                        <m:ctrlPr>
-                                          <w:rPr>
-                                            <w:rFonts w:ascii="Cambria Math" w:hAnsi="Cambria Math"/>
-                                            <w:i/>
-                                          </w:rPr>
-                                        </m:ctrlPr>
-                                      </m:sSubPr>
-                                      <m:e>
-                                        <m:r>
-                                          <w:rPr>
-                                            <w:rFonts w:ascii="Cambria Math" w:hAnsi="Cambria Math"/>
-                                          </w:rPr>
-                                          <m:t>θ</m:t>
-                                        </m:r>
-                                      </m:e>
-                                      <m:sub>
-                                        <m:r>
-                                          <w:rPr>
-                                            <w:rFonts w:ascii="Cambria Math" w:hAnsi="Cambria Math"/>
-                                          </w:rPr>
-                                          <m:t>z</m:t>
-                                        </m:r>
-                                      </m:sub>
-                                    </m:sSub>
+                                    <m:r>
+                                      <w:rPr>
+                                        <w:rFonts w:ascii="Cambria Math" w:hAnsi="Cambria Math"/>
+                                      </w:rPr>
+                                      <m:t>ψ</m:t>
+                                    </m:r>
                                   </m:e>
                                 </m:d>
                               </m:e>
@@ -3401,32 +3358,12 @@
                                     </m:ctrlPr>
                                   </m:dPr>
                                   <m:e>
-                                    <m:sSub>
-                                      <m:sSubPr>
-                                        <m:ctrlPr>
-                                          <w:rPr>
-                                            <w:rFonts w:ascii="Cambria Math" w:hAnsi="Cambria Math"/>
-                                            <w:i/>
-                                          </w:rPr>
-                                        </m:ctrlPr>
-                                      </m:sSubPr>
-                                      <m:e>
-                                        <m:r>
-                                          <w:rPr>
-                                            <w:rFonts w:ascii="Cambria Math" w:hAnsi="Cambria Math"/>
-                                          </w:rPr>
-                                          <m:t>θ</m:t>
-                                        </m:r>
-                                      </m:e>
-                                      <m:sub>
-                                        <m:r>
-                                          <w:rPr>
-                                            <w:rFonts w:ascii="Cambria Math" w:hAnsi="Cambria Math"/>
-                                          </w:rPr>
-                                          <m:t>y</m:t>
-                                        </m:r>
-                                      </m:sub>
-                                    </m:sSub>
+                                    <m:r>
+                                      <w:rPr>
+                                        <w:rFonts w:ascii="Cambria Math" w:hAnsi="Cambria Math"/>
+                                      </w:rPr>
+                                      <m:t>θ</m:t>
+                                    </m:r>
                                   </m:e>
                                 </m:d>
                               </m:e>
@@ -3461,32 +3398,12 @@
                                     </m:ctrlPr>
                                   </m:dPr>
                                   <m:e>
-                                    <m:sSub>
-                                      <m:sSubPr>
-                                        <m:ctrlPr>
-                                          <w:rPr>
-                                            <w:rFonts w:ascii="Cambria Math" w:hAnsi="Cambria Math"/>
-                                            <w:i/>
-                                          </w:rPr>
-                                        </m:ctrlPr>
-                                      </m:sSubPr>
-                                      <m:e>
-                                        <m:r>
-                                          <w:rPr>
-                                            <w:rFonts w:ascii="Cambria Math" w:hAnsi="Cambria Math"/>
-                                          </w:rPr>
-                                          <m:t>θ</m:t>
-                                        </m:r>
-                                      </m:e>
-                                      <m:sub>
-                                        <m:r>
-                                          <w:rPr>
-                                            <w:rFonts w:ascii="Cambria Math" w:hAnsi="Cambria Math"/>
-                                          </w:rPr>
-                                          <m:t>x</m:t>
-                                        </m:r>
-                                      </m:sub>
-                                    </m:sSub>
+                                    <m:r>
+                                      <w:rPr>
+                                        <w:rFonts w:ascii="Cambria Math" w:hAnsi="Cambria Math"/>
+                                      </w:rPr>
+                                      <m:t>ϕ</m:t>
+                                    </m:r>
                                   </m:e>
                                 </m:d>
                               </m:e>
@@ -3527,32 +3444,12 @@
                                     </m:ctrlPr>
                                   </m:dPr>
                                   <m:e>
-                                    <m:sSub>
-                                      <m:sSubPr>
-                                        <m:ctrlPr>
-                                          <w:rPr>
-                                            <w:rFonts w:ascii="Cambria Math" w:hAnsi="Cambria Math"/>
-                                            <w:i/>
-                                          </w:rPr>
-                                        </m:ctrlPr>
-                                      </m:sSubPr>
-                                      <m:e>
-                                        <m:r>
-                                          <w:rPr>
-                                            <w:rFonts w:ascii="Cambria Math" w:hAnsi="Cambria Math"/>
-                                          </w:rPr>
-                                          <m:t>θ</m:t>
-                                        </m:r>
-                                      </m:e>
-                                      <m:sub>
-                                        <m:r>
-                                          <w:rPr>
-                                            <w:rFonts w:ascii="Cambria Math" w:hAnsi="Cambria Math"/>
-                                          </w:rPr>
-                                          <m:t>z</m:t>
-                                        </m:r>
-                                      </m:sub>
-                                    </m:sSub>
+                                    <m:r>
+                                      <w:rPr>
+                                        <w:rFonts w:ascii="Cambria Math" w:hAnsi="Cambria Math"/>
+                                      </w:rPr>
+                                      <m:t>ψ</m:t>
+                                    </m:r>
                                   </m:e>
                                 </m:d>
                               </m:e>
@@ -3587,32 +3484,12 @@
                                     </m:ctrlPr>
                                   </m:dPr>
                                   <m:e>
-                                    <m:sSub>
-                                      <m:sSubPr>
-                                        <m:ctrlPr>
-                                          <w:rPr>
-                                            <w:rFonts w:ascii="Cambria Math" w:hAnsi="Cambria Math"/>
-                                            <w:i/>
-                                          </w:rPr>
-                                        </m:ctrlPr>
-                                      </m:sSubPr>
-                                      <m:e>
-                                        <m:r>
-                                          <w:rPr>
-                                            <w:rFonts w:ascii="Cambria Math" w:hAnsi="Cambria Math"/>
-                                          </w:rPr>
-                                          <m:t>θ</m:t>
-                                        </m:r>
-                                      </m:e>
-                                      <m:sub>
-                                        <m:r>
-                                          <w:rPr>
-                                            <w:rFonts w:ascii="Cambria Math" w:hAnsi="Cambria Math"/>
-                                          </w:rPr>
-                                          <m:t>x</m:t>
-                                        </m:r>
-                                      </m:sub>
-                                    </m:sSub>
+                                    <m:r>
+                                      <w:rPr>
+                                        <w:rFonts w:ascii="Cambria Math" w:hAnsi="Cambria Math"/>
+                                      </w:rPr>
+                                      <m:t>ϕ</m:t>
+                                    </m:r>
                                   </m:e>
                                 </m:d>
                               </m:e>
@@ -3655,6 +3532,12 @@
                     </m:mr>
                     <m:mr>
                       <m:e>
+                        <m:r>
+                          <w:rPr>
+                            <w:rFonts w:ascii="Cambria Math" w:hAnsi="Cambria Math"/>
+                          </w:rPr>
+                          <m:t>-</m:t>
+                        </m:r>
                         <m:d>
                           <m:dPr>
                             <m:ctrlPr>
@@ -3695,32 +3578,12 @@
                                     </m:ctrlPr>
                                   </m:dPr>
                                   <m:e>
-                                    <m:sSub>
-                                      <m:sSubPr>
-                                        <m:ctrlPr>
-                                          <w:rPr>
-                                            <w:rFonts w:ascii="Cambria Math" w:hAnsi="Cambria Math"/>
-                                            <w:i/>
-                                          </w:rPr>
-                                        </m:ctrlPr>
-                                      </m:sSubPr>
-                                      <m:e>
-                                        <m:r>
-                                          <w:rPr>
-                                            <w:rFonts w:ascii="Cambria Math" w:hAnsi="Cambria Math"/>
-                                          </w:rPr>
-                                          <m:t>θ</m:t>
-                                        </m:r>
-                                      </m:e>
-                                      <m:sub>
-                                        <m:r>
-                                          <w:rPr>
-                                            <w:rFonts w:ascii="Cambria Math" w:hAnsi="Cambria Math"/>
-                                          </w:rPr>
-                                          <m:t>z</m:t>
-                                        </m:r>
-                                      </m:sub>
-                                    </m:sSub>
+                                    <m:r>
+                                      <w:rPr>
+                                        <w:rFonts w:ascii="Cambria Math" w:hAnsi="Cambria Math"/>
+                                      </w:rPr>
+                                      <m:t>ψ</m:t>
+                                    </m:r>
                                   </m:e>
                                 </m:d>
                               </m:e>
@@ -3755,32 +3618,12 @@
                                     </m:ctrlPr>
                                   </m:dPr>
                                   <m:e>
-                                    <m:sSub>
-                                      <m:sSubPr>
-                                        <m:ctrlPr>
-                                          <w:rPr>
-                                            <w:rFonts w:ascii="Cambria Math" w:hAnsi="Cambria Math"/>
-                                            <w:i/>
-                                          </w:rPr>
-                                        </m:ctrlPr>
-                                      </m:sSubPr>
-                                      <m:e>
-                                        <m:r>
-                                          <w:rPr>
-                                            <w:rFonts w:ascii="Cambria Math" w:hAnsi="Cambria Math"/>
-                                          </w:rPr>
-                                          <m:t>θ</m:t>
-                                        </m:r>
-                                      </m:e>
-                                      <m:sub>
-                                        <m:r>
-                                          <w:rPr>
-                                            <w:rFonts w:ascii="Cambria Math" w:hAnsi="Cambria Math"/>
-                                          </w:rPr>
-                                          <m:t>y</m:t>
-                                        </m:r>
-                                      </m:sub>
-                                    </m:sSub>
+                                    <m:r>
+                                      <w:rPr>
+                                        <w:rFonts w:ascii="Cambria Math" w:hAnsi="Cambria Math"/>
+                                      </w:rPr>
+                                      <m:t>θ</m:t>
+                                    </m:r>
                                   </m:e>
                                 </m:d>
                               </m:e>
@@ -3815,32 +3658,12 @@
                                     </m:ctrlPr>
                                   </m:dPr>
                                   <m:e>
-                                    <m:sSub>
-                                      <m:sSubPr>
-                                        <m:ctrlPr>
-                                          <w:rPr>
-                                            <w:rFonts w:ascii="Cambria Math" w:hAnsi="Cambria Math"/>
-                                            <w:i/>
-                                          </w:rPr>
-                                        </m:ctrlPr>
-                                      </m:sSubPr>
-                                      <m:e>
-                                        <m:r>
-                                          <w:rPr>
-                                            <w:rFonts w:ascii="Cambria Math" w:hAnsi="Cambria Math"/>
-                                          </w:rPr>
-                                          <m:t>θ</m:t>
-                                        </m:r>
-                                      </m:e>
-                                      <m:sub>
-                                        <m:r>
-                                          <w:rPr>
-                                            <w:rFonts w:ascii="Cambria Math" w:hAnsi="Cambria Math"/>
-                                          </w:rPr>
-                                          <m:t>x</m:t>
-                                        </m:r>
-                                      </m:sub>
-                                    </m:sSub>
+                                    <m:r>
+                                      <w:rPr>
+                                        <w:rFonts w:ascii="Cambria Math" w:hAnsi="Cambria Math"/>
+                                      </w:rPr>
+                                      <m:t>ϕ</m:t>
+                                    </m:r>
                                   </m:e>
                                 </m:d>
                               </m:e>
@@ -3881,32 +3704,12 @@
                                     </m:ctrlPr>
                                   </m:dPr>
                                   <m:e>
-                                    <m:sSub>
-                                      <m:sSubPr>
-                                        <m:ctrlPr>
-                                          <w:rPr>
-                                            <w:rFonts w:ascii="Cambria Math" w:hAnsi="Cambria Math"/>
-                                            <w:i/>
-                                          </w:rPr>
-                                        </m:ctrlPr>
-                                      </m:sSubPr>
-                                      <m:e>
-                                        <m:r>
-                                          <w:rPr>
-                                            <w:rFonts w:ascii="Cambria Math" w:hAnsi="Cambria Math"/>
-                                          </w:rPr>
-                                          <m:t>θ</m:t>
-                                        </m:r>
-                                      </m:e>
-                                      <m:sub>
-                                        <m:r>
-                                          <w:rPr>
-                                            <w:rFonts w:ascii="Cambria Math" w:hAnsi="Cambria Math"/>
-                                          </w:rPr>
-                                          <m:t>z</m:t>
-                                        </m:r>
-                                      </m:sub>
-                                    </m:sSub>
+                                    <m:r>
+                                      <w:rPr>
+                                        <w:rFonts w:ascii="Cambria Math" w:hAnsi="Cambria Math"/>
+                                      </w:rPr>
+                                      <m:t>ψ</m:t>
+                                    </m:r>
                                   </m:e>
                                 </m:d>
                               </m:e>
@@ -3941,32 +3744,12 @@
                                     </m:ctrlPr>
                                   </m:dPr>
                                   <m:e>
-                                    <m:sSub>
-                                      <m:sSubPr>
-                                        <m:ctrlPr>
-                                          <w:rPr>
-                                            <w:rFonts w:ascii="Cambria Math" w:hAnsi="Cambria Math"/>
-                                            <w:i/>
-                                          </w:rPr>
-                                        </m:ctrlPr>
-                                      </m:sSubPr>
-                                      <m:e>
-                                        <m:r>
-                                          <w:rPr>
-                                            <w:rFonts w:ascii="Cambria Math" w:hAnsi="Cambria Math"/>
-                                          </w:rPr>
-                                          <m:t>θ</m:t>
-                                        </m:r>
-                                      </m:e>
-                                      <m:sub>
-                                        <m:r>
-                                          <w:rPr>
-                                            <w:rFonts w:ascii="Cambria Math" w:hAnsi="Cambria Math"/>
-                                          </w:rPr>
-                                          <m:t>x</m:t>
-                                        </m:r>
-                                      </m:sub>
-                                    </m:sSub>
+                                    <m:r>
+                                      <w:rPr>
+                                        <w:rFonts w:ascii="Cambria Math" w:hAnsi="Cambria Math"/>
+                                      </w:rPr>
+                                      <m:t>ϕ</m:t>
+                                    </m:r>
                                   </m:e>
                                 </m:d>
                               </m:e>
@@ -4009,6 +3792,12 @@
                     </m:mr>
                     <m:mr>
                       <m:e>
+                        <m:r>
+                          <w:rPr>
+                            <w:rFonts w:ascii="Cambria Math" w:hAnsi="Cambria Math"/>
+                          </w:rPr>
+                          <m:t>-</m:t>
+                        </m:r>
                         <m:d>
                           <m:dPr>
                             <m:ctrlPr>
@@ -4049,32 +3838,12 @@
                                     </m:ctrlPr>
                                   </m:dPr>
                                   <m:e>
-                                    <m:sSub>
-                                      <m:sSubPr>
-                                        <m:ctrlPr>
-                                          <w:rPr>
-                                            <w:rFonts w:ascii="Cambria Math" w:hAnsi="Cambria Math"/>
-                                            <w:i/>
-                                          </w:rPr>
-                                        </m:ctrlPr>
-                                      </m:sSubPr>
-                                      <m:e>
-                                        <m:r>
-                                          <w:rPr>
-                                            <w:rFonts w:ascii="Cambria Math" w:hAnsi="Cambria Math"/>
-                                          </w:rPr>
-                                          <m:t>θ</m:t>
-                                        </m:r>
-                                      </m:e>
-                                      <m:sub>
-                                        <m:r>
-                                          <w:rPr>
-                                            <w:rFonts w:ascii="Cambria Math" w:hAnsi="Cambria Math"/>
-                                          </w:rPr>
-                                          <m:t>y</m:t>
-                                        </m:r>
-                                      </m:sub>
-                                    </m:sSub>
+                                    <m:r>
+                                      <w:rPr>
+                                        <w:rFonts w:ascii="Cambria Math" w:hAnsi="Cambria Math"/>
+                                      </w:rPr>
+                                      <m:t>θ</m:t>
+                                    </m:r>
                                   </m:e>
                                 </m:d>
                               </m:e>
@@ -4109,32 +3878,12 @@
                                     </m:ctrlPr>
                                   </m:dPr>
                                   <m:e>
-                                    <m:sSub>
-                                      <m:sSubPr>
-                                        <m:ctrlPr>
-                                          <w:rPr>
-                                            <w:rFonts w:ascii="Cambria Math" w:hAnsi="Cambria Math"/>
-                                            <w:i/>
-                                          </w:rPr>
-                                        </m:ctrlPr>
-                                      </m:sSubPr>
-                                      <m:e>
-                                        <m:r>
-                                          <w:rPr>
-                                            <w:rFonts w:ascii="Cambria Math" w:hAnsi="Cambria Math"/>
-                                          </w:rPr>
-                                          <m:t>θ</m:t>
-                                        </m:r>
-                                      </m:e>
-                                      <m:sub>
-                                        <m:r>
-                                          <w:rPr>
-                                            <w:rFonts w:ascii="Cambria Math" w:hAnsi="Cambria Math"/>
-                                          </w:rPr>
-                                          <m:t>x</m:t>
-                                        </m:r>
-                                      </m:sub>
-                                    </m:sSub>
+                                    <m:r>
+                                      <w:rPr>
+                                        <w:rFonts w:ascii="Cambria Math" w:hAnsi="Cambria Math"/>
+                                      </w:rPr>
+                                      <m:t>ϕ</m:t>
+                                    </m:r>
                                   </m:e>
                                 </m:d>
                               </m:e>
@@ -4293,32 +4042,12 @@
                       </m:ctrlPr>
                     </m:dPr>
                     <m:e>
-                      <m:sSub>
-                        <m:sSubPr>
-                          <m:ctrlPr>
-                            <w:rPr>
-                              <w:rFonts w:ascii="Cambria Math" w:hAnsi="Cambria Math"/>
-                              <w:i/>
-                            </w:rPr>
-                          </m:ctrlPr>
-                        </m:sSubPr>
-                        <m:e>
-                          <m:r>
-                            <w:rPr>
-                              <w:rFonts w:ascii="Cambria Math" w:hAnsi="Cambria Math"/>
-                            </w:rPr>
-                            <m:t>θ</m:t>
-                          </m:r>
-                        </m:e>
-                        <m:sub>
-                          <m:r>
-                            <w:rPr>
-                              <w:rFonts w:ascii="Cambria Math" w:hAnsi="Cambria Math"/>
-                            </w:rPr>
-                            <m:t>z</m:t>
-                          </m:r>
-                        </m:sub>
-                      </m:sSub>
+                      <m:r>
+                        <w:rPr>
+                          <w:rFonts w:ascii="Cambria Math" w:hAnsi="Cambria Math"/>
+                        </w:rPr>
+                        <m:t>ψ</m:t>
+                      </m:r>
                     </m:e>
                   </m:d>
                 </m:e>
@@ -4353,32 +4082,12 @@
                       </m:ctrlPr>
                     </m:dPr>
                     <m:e>
-                      <m:sSub>
-                        <m:sSubPr>
-                          <m:ctrlPr>
-                            <w:rPr>
-                              <w:rFonts w:ascii="Cambria Math" w:hAnsi="Cambria Math"/>
-                              <w:i/>
-                            </w:rPr>
-                          </m:ctrlPr>
-                        </m:sSubPr>
-                        <m:e>
-                          <m:r>
-                            <w:rPr>
-                              <w:rFonts w:ascii="Cambria Math" w:hAnsi="Cambria Math"/>
-                            </w:rPr>
-                            <m:t>θ</m:t>
-                          </m:r>
-                        </m:e>
-                        <m:sub>
-                          <m:r>
-                            <w:rPr>
-                              <w:rFonts w:ascii="Cambria Math" w:hAnsi="Cambria Math"/>
-                            </w:rPr>
-                            <m:t>y</m:t>
-                          </m:r>
-                        </m:sub>
-                      </m:sSub>
+                      <m:r>
+                        <w:rPr>
+                          <w:rFonts w:ascii="Cambria Math" w:hAnsi="Cambria Math"/>
+                        </w:rPr>
+                        <m:t>θ</m:t>
+                      </m:r>
                     </m:e>
                   </m:d>
                 </m:e>
@@ -4413,32 +4122,12 @@
                       </m:ctrlPr>
                     </m:dPr>
                     <m:e>
-                      <m:sSub>
-                        <m:sSubPr>
-                          <m:ctrlPr>
-                            <w:rPr>
-                              <w:rFonts w:ascii="Cambria Math" w:hAnsi="Cambria Math"/>
-                              <w:i/>
-                            </w:rPr>
-                          </m:ctrlPr>
-                        </m:sSubPr>
-                        <m:e>
-                          <m:r>
-                            <w:rPr>
-                              <w:rFonts w:ascii="Cambria Math" w:hAnsi="Cambria Math"/>
-                            </w:rPr>
-                            <m:t>θ</m:t>
-                          </m:r>
-                        </m:e>
-                        <m:sub>
-                          <m:r>
-                            <w:rPr>
-                              <w:rFonts w:ascii="Cambria Math" w:hAnsi="Cambria Math"/>
-                            </w:rPr>
-                            <m:t>x</m:t>
-                          </m:r>
-                        </m:sub>
-                      </m:sSub>
+                      <m:r>
+                        <w:rPr>
+                          <w:rFonts w:ascii="Cambria Math" w:hAnsi="Cambria Math"/>
+                        </w:rPr>
+                        <m:t>ϕ</m:t>
+                      </m:r>
                     </m:e>
                   </m:d>
                 </m:e>
@@ -4483,37 +4172,11 @@
                   </m:ctrlPr>
                 </m:dPr>
                 <m:e>
-                  <m:sSub>
-                    <m:sSubPr>
-                      <m:ctrlPr>
-                        <w:rPr>
-                          <w:rFonts w:ascii="Cambria Math" w:eastAsiaTheme="minorEastAsia" w:hAnsi="Cambria Math"/>
-                          <w:i/>
-                        </w:rPr>
-                      </m:ctrlPr>
-                    </m:sSubPr>
-                    <m:e>
-                      <m:r>
-                        <w:rPr>
-                          <w:rFonts w:ascii="Cambria Math" w:eastAsiaTheme="minorEastAsia" w:hAnsi="Cambria Math"/>
-                        </w:rPr>
-                        <m:t>θ</m:t>
-                      </m:r>
-                    </m:e>
-                    <m:sub>
-                      <m:r>
-                        <w:rPr>
-                          <w:rFonts w:ascii="Cambria Math" w:eastAsiaTheme="minorEastAsia" w:hAnsi="Cambria Math"/>
-                        </w:rPr>
-                        <m:t>y</m:t>
-                      </m:r>
-                    </m:sub>
-                  </m:sSub>
-                  <m:r>
-                    <w:rPr>
-                      <w:rFonts w:ascii="Cambria Math" w:eastAsiaTheme="minorEastAsia" w:hAnsi="Cambria Math"/>
-                    </w:rPr>
-                    <m:t>-0</m:t>
+                  <m:r>
+                    <w:rPr>
+                      <w:rFonts w:ascii="Cambria Math" w:eastAsiaTheme="minorEastAsia" w:hAnsi="Cambria Math"/>
+                    </w:rPr>
+                    <m:t>θ-0</m:t>
                   </m:r>
                 </m:e>
               </m:d>
@@ -4521,34 +4184,8 @@
                 <w:rPr>
                   <w:rFonts w:ascii="Cambria Math" w:eastAsiaTheme="minorEastAsia" w:hAnsi="Cambria Math"/>
                 </w:rPr>
-                <m:t>+0=</m:t>
+                <m:t>+0=θ</m:t>
               </m:r>
-              <m:sSub>
-                <m:sSubPr>
-                  <m:ctrlPr>
-                    <w:rPr>
-                      <w:rFonts w:ascii="Cambria Math" w:eastAsiaTheme="minorEastAsia" w:hAnsi="Cambria Math"/>
-                      <w:i/>
-                    </w:rPr>
-                  </m:ctrlPr>
-                </m:sSubPr>
-                <m:e>
-                  <m:r>
-                    <w:rPr>
-                      <w:rFonts w:ascii="Cambria Math" w:eastAsiaTheme="minorEastAsia" w:hAnsi="Cambria Math"/>
-                    </w:rPr>
-                    <m:t>θ</m:t>
-                  </m:r>
-                </m:e>
-                <m:sub>
-                  <m:r>
-                    <w:rPr>
-                      <w:rFonts w:ascii="Cambria Math" w:eastAsiaTheme="minorEastAsia" w:hAnsi="Cambria Math"/>
-                    </w:rPr>
-                    <m:t>y</m:t>
-                  </m:r>
-                </m:sub>
-              </m:sSub>
               <m:r>
                 <w:rPr>
                   <w:rFonts w:ascii="Cambria Math" w:hAnsi="Cambria Math"/>
@@ -4633,32 +4270,12 @@
                       </m:ctrlPr>
                     </m:dPr>
                     <m:e>
-                      <m:sSub>
-                        <m:sSubPr>
-                          <m:ctrlPr>
-                            <w:rPr>
-                              <w:rFonts w:ascii="Cambria Math" w:hAnsi="Cambria Math"/>
-                              <w:i/>
-                            </w:rPr>
-                          </m:ctrlPr>
-                        </m:sSubPr>
-                        <m:e>
-                          <m:r>
-                            <w:rPr>
-                              <w:rFonts w:ascii="Cambria Math" w:hAnsi="Cambria Math"/>
-                            </w:rPr>
-                            <m:t>θ</m:t>
-                          </m:r>
-                        </m:e>
-                        <m:sub>
-                          <m:r>
-                            <w:rPr>
-                              <w:rFonts w:ascii="Cambria Math" w:hAnsi="Cambria Math"/>
-                            </w:rPr>
-                            <m:t>z</m:t>
-                          </m:r>
-                        </m:sub>
-                      </m:sSub>
+                      <m:r>
+                        <w:rPr>
+                          <w:rFonts w:ascii="Cambria Math" w:hAnsi="Cambria Math"/>
+                        </w:rPr>
+                        <m:t>ψ</m:t>
+                      </m:r>
                     </m:e>
                   </m:d>
                 </m:e>
@@ -4693,32 +4310,12 @@
                       </m:ctrlPr>
                     </m:dPr>
                     <m:e>
-                      <m:sSub>
-                        <m:sSubPr>
-                          <m:ctrlPr>
-                            <w:rPr>
-                              <w:rFonts w:ascii="Cambria Math" w:hAnsi="Cambria Math"/>
-                              <w:i/>
-                            </w:rPr>
-                          </m:ctrlPr>
-                        </m:sSubPr>
-                        <m:e>
-                          <m:r>
-                            <w:rPr>
-                              <w:rFonts w:ascii="Cambria Math" w:hAnsi="Cambria Math"/>
-                            </w:rPr>
-                            <m:t>θ</m:t>
-                          </m:r>
-                        </m:e>
-                        <m:sub>
-                          <m:r>
-                            <w:rPr>
-                              <w:rFonts w:ascii="Cambria Math" w:hAnsi="Cambria Math"/>
-                            </w:rPr>
-                            <m:t>x</m:t>
-                          </m:r>
-                        </m:sub>
-                      </m:sSub>
+                      <m:r>
+                        <w:rPr>
+                          <w:rFonts w:ascii="Cambria Math" w:hAnsi="Cambria Math"/>
+                        </w:rPr>
+                        <m:t>ϕ</m:t>
+                      </m:r>
                     </m:e>
                   </m:d>
                 </m:e>
@@ -4819,32 +4416,12 @@
                       </m:ctrlPr>
                     </m:dPr>
                     <m:e>
-                      <m:sSub>
-                        <m:sSubPr>
-                          <m:ctrlPr>
-                            <w:rPr>
-                              <w:rFonts w:ascii="Cambria Math" w:hAnsi="Cambria Math"/>
-                              <w:i/>
-                            </w:rPr>
-                          </m:ctrlPr>
-                        </m:sSubPr>
-                        <m:e>
-                          <m:r>
-                            <w:rPr>
-                              <w:rFonts w:ascii="Cambria Math" w:hAnsi="Cambria Math"/>
-                            </w:rPr>
-                            <m:t>θ</m:t>
-                          </m:r>
-                        </m:e>
-                        <m:sub>
-                          <m:r>
-                            <w:rPr>
-                              <w:rFonts w:ascii="Cambria Math" w:hAnsi="Cambria Math"/>
-                            </w:rPr>
-                            <m:t>z</m:t>
-                          </m:r>
-                        </m:sub>
-                      </m:sSub>
+                      <m:r>
+                        <w:rPr>
+                          <w:rFonts w:ascii="Cambria Math" w:hAnsi="Cambria Math"/>
+                        </w:rPr>
+                        <m:t>ψ</m:t>
+                      </m:r>
                     </m:e>
                   </m:d>
                 </m:e>
@@ -4879,32 +4456,12 @@
                       </m:ctrlPr>
                     </m:dPr>
                     <m:e>
-                      <m:sSub>
-                        <m:sSubPr>
-                          <m:ctrlPr>
-                            <w:rPr>
-                              <w:rFonts w:ascii="Cambria Math" w:hAnsi="Cambria Math"/>
-                              <w:i/>
-                            </w:rPr>
-                          </m:ctrlPr>
-                        </m:sSubPr>
-                        <m:e>
-                          <m:r>
-                            <w:rPr>
-                              <w:rFonts w:ascii="Cambria Math" w:hAnsi="Cambria Math"/>
-                            </w:rPr>
-                            <m:t>θ</m:t>
-                          </m:r>
-                        </m:e>
-                        <m:sub>
-                          <m:r>
-                            <w:rPr>
-                              <w:rFonts w:ascii="Cambria Math" w:hAnsi="Cambria Math"/>
-                            </w:rPr>
-                            <m:t>y</m:t>
-                          </m:r>
-                        </m:sub>
-                      </m:sSub>
+                      <m:r>
+                        <w:rPr>
+                          <w:rFonts w:ascii="Cambria Math" w:hAnsi="Cambria Math"/>
+                        </w:rPr>
+                        <m:t>θ</m:t>
+                      </m:r>
                     </m:e>
                   </m:d>
                 </m:e>
@@ -4939,32 +4496,12 @@
                       </m:ctrlPr>
                     </m:dPr>
                     <m:e>
-                      <m:sSub>
-                        <m:sSubPr>
-                          <m:ctrlPr>
-                            <w:rPr>
-                              <w:rFonts w:ascii="Cambria Math" w:hAnsi="Cambria Math"/>
-                              <w:i/>
-                            </w:rPr>
-                          </m:ctrlPr>
-                        </m:sSubPr>
-                        <m:e>
-                          <m:r>
-                            <w:rPr>
-                              <w:rFonts w:ascii="Cambria Math" w:hAnsi="Cambria Math"/>
-                            </w:rPr>
-                            <m:t>θ</m:t>
-                          </m:r>
-                        </m:e>
-                        <m:sub>
-                          <m:r>
-                            <w:rPr>
-                              <w:rFonts w:ascii="Cambria Math" w:hAnsi="Cambria Math"/>
-                            </w:rPr>
-                            <m:t>x</m:t>
-                          </m:r>
-                        </m:sub>
-                      </m:sSub>
+                      <m:r>
+                        <w:rPr>
+                          <w:rFonts w:ascii="Cambria Math" w:hAnsi="Cambria Math"/>
+                        </w:rPr>
+                        <m:t>ϕ</m:t>
+                      </m:r>
                     </m:e>
                   </m:d>
                 </m:e>
@@ -5071,32 +4608,12 @@
                       </m:ctrlPr>
                     </m:dPr>
                     <m:e>
-                      <m:sSub>
-                        <m:sSubPr>
-                          <m:ctrlPr>
-                            <w:rPr>
-                              <w:rFonts w:ascii="Cambria Math" w:hAnsi="Cambria Math"/>
-                              <w:i/>
-                            </w:rPr>
-                          </m:ctrlPr>
-                        </m:sSubPr>
-                        <m:e>
-                          <m:r>
-                            <w:rPr>
-                              <w:rFonts w:ascii="Cambria Math" w:hAnsi="Cambria Math"/>
-                            </w:rPr>
-                            <m:t>θ</m:t>
-                          </m:r>
-                        </m:e>
-                        <m:sub>
-                          <m:r>
-                            <w:rPr>
-                              <w:rFonts w:ascii="Cambria Math" w:hAnsi="Cambria Math"/>
-                            </w:rPr>
-                            <m:t>z</m:t>
-                          </m:r>
-                        </m:sub>
-                      </m:sSub>
+                      <m:r>
+                        <w:rPr>
+                          <w:rFonts w:ascii="Cambria Math" w:hAnsi="Cambria Math"/>
+                        </w:rPr>
+                        <m:t>ψ</m:t>
+                      </m:r>
                     </m:e>
                   </m:d>
                 </m:e>
@@ -5131,32 +4648,12 @@
                       </m:ctrlPr>
                     </m:dPr>
                     <m:e>
-                      <m:sSub>
-                        <m:sSubPr>
-                          <m:ctrlPr>
-                            <w:rPr>
-                              <w:rFonts w:ascii="Cambria Math" w:hAnsi="Cambria Math"/>
-                              <w:i/>
-                            </w:rPr>
-                          </m:ctrlPr>
-                        </m:sSubPr>
-                        <m:e>
-                          <m:r>
-                            <w:rPr>
-                              <w:rFonts w:ascii="Cambria Math" w:hAnsi="Cambria Math"/>
-                            </w:rPr>
-                            <m:t>θ</m:t>
-                          </m:r>
-                        </m:e>
-                        <m:sub>
-                          <m:r>
-                            <w:rPr>
-                              <w:rFonts w:ascii="Cambria Math" w:hAnsi="Cambria Math"/>
-                            </w:rPr>
-                            <m:t>x</m:t>
-                          </m:r>
-                        </m:sub>
-                      </m:sSub>
+                      <m:r>
+                        <w:rPr>
+                          <w:rFonts w:ascii="Cambria Math" w:hAnsi="Cambria Math"/>
+                        </w:rPr>
+                        <m:t>ϕ</m:t>
+                      </m:r>
                     </m:e>
                   </m:d>
                 </m:e>
@@ -5211,37 +4708,11 @@
                       </m:ctrlPr>
                     </m:dPr>
                     <m:e>
-                      <m:sSub>
-                        <m:sSubPr>
-                          <m:ctrlPr>
-                            <w:rPr>
-                              <w:rFonts w:ascii="Cambria Math" w:eastAsiaTheme="minorEastAsia" w:hAnsi="Cambria Math"/>
-                              <w:i/>
-                            </w:rPr>
-                          </m:ctrlPr>
-                        </m:sSubPr>
-                        <m:e>
-                          <m:r>
-                            <w:rPr>
-                              <w:rFonts w:ascii="Cambria Math" w:eastAsiaTheme="minorEastAsia" w:hAnsi="Cambria Math"/>
-                            </w:rPr>
-                            <m:t>θ</m:t>
-                          </m:r>
-                        </m:e>
-                        <m:sub>
-                          <m:r>
-                            <w:rPr>
-                              <w:rFonts w:ascii="Cambria Math" w:eastAsiaTheme="minorEastAsia" w:hAnsi="Cambria Math"/>
-                            </w:rPr>
-                            <m:t>x</m:t>
-                          </m:r>
-                        </m:sub>
-                      </m:sSub>
                       <m:r>
                         <w:rPr>
                           <w:rFonts w:ascii="Cambria Math" w:eastAsiaTheme="minorEastAsia" w:hAnsi="Cambria Math"/>
                         </w:rPr>
-                        <m:t>-0</m:t>
+                        <m:t>ϕ-0</m:t>
                       </m:r>
                     </m:e>
                   </m:d>
@@ -5257,34 +4728,8 @@
                 <w:rPr>
                   <w:rFonts w:ascii="Cambria Math" w:eastAsiaTheme="minorEastAsia" w:hAnsi="Cambria Math"/>
                 </w:rPr>
-                <m:t>=</m:t>
+                <m:t>=ϕ</m:t>
               </m:r>
-              <m:sSub>
-                <m:sSubPr>
-                  <m:ctrlPr>
-                    <w:rPr>
-                      <w:rFonts w:ascii="Cambria Math" w:eastAsiaTheme="minorEastAsia" w:hAnsi="Cambria Math"/>
-                      <w:i/>
-                    </w:rPr>
-                  </m:ctrlPr>
-                </m:sSubPr>
-                <m:e>
-                  <m:r>
-                    <w:rPr>
-                      <w:rFonts w:ascii="Cambria Math" w:eastAsiaTheme="minorEastAsia" w:hAnsi="Cambria Math"/>
-                    </w:rPr>
-                    <m:t>θ</m:t>
-                  </m:r>
-                </m:e>
-                <m:sub>
-                  <m:r>
-                    <w:rPr>
-                      <w:rFonts w:ascii="Cambria Math" w:eastAsiaTheme="minorEastAsia" w:hAnsi="Cambria Math"/>
-                    </w:rPr>
-                    <m:t>x</m:t>
-                  </m:r>
-                </m:sub>
-              </m:sSub>
               <m:r>
                 <w:rPr>
                   <w:rFonts w:ascii="Cambria Math" w:hAnsi="Cambria Math"/>
@@ -5369,32 +4814,12 @@
                       </m:ctrlPr>
                     </m:dPr>
                     <m:e>
-                      <m:sSub>
-                        <m:sSubPr>
-                          <m:ctrlPr>
-                            <w:rPr>
-                              <w:rFonts w:ascii="Cambria Math" w:hAnsi="Cambria Math"/>
-                              <w:i/>
-                            </w:rPr>
-                          </m:ctrlPr>
-                        </m:sSubPr>
-                        <m:e>
-                          <m:r>
-                            <w:rPr>
-                              <w:rFonts w:ascii="Cambria Math" w:hAnsi="Cambria Math"/>
-                            </w:rPr>
-                            <m:t>θ</m:t>
-                          </m:r>
-                        </m:e>
-                        <m:sub>
-                          <m:r>
-                            <w:rPr>
-                              <w:rFonts w:ascii="Cambria Math" w:hAnsi="Cambria Math"/>
-                            </w:rPr>
-                            <m:t>y</m:t>
-                          </m:r>
-                        </m:sub>
-                      </m:sSub>
+                      <m:r>
+                        <w:rPr>
+                          <w:rFonts w:ascii="Cambria Math" w:hAnsi="Cambria Math"/>
+                        </w:rPr>
+                        <m:t>θ</m:t>
+                      </m:r>
                     </m:e>
                   </m:d>
                 </m:e>
@@ -5694,37 +5119,11 @@
                     </m:mPr>
                     <m:mr>
                       <m:e>
-                        <m:sSub>
-                          <m:sSubPr>
-                            <m:ctrlPr>
-                              <w:rPr>
-                                <w:rFonts w:ascii="Cambria Math" w:hAnsi="Cambria Math"/>
-                                <w:i/>
-                              </w:rPr>
-                            </m:ctrlPr>
-                          </m:sSubPr>
-                          <m:e>
-                            <m:r>
-                              <w:rPr>
-                                <w:rFonts w:ascii="Cambria Math" w:hAnsi="Cambria Math"/>
-                              </w:rPr>
-                              <m:t>θ</m:t>
-                            </m:r>
-                          </m:e>
-                          <m:sub>
-                            <m:r>
-                              <w:rPr>
-                                <w:rFonts w:ascii="Cambria Math" w:hAnsi="Cambria Math"/>
-                              </w:rPr>
-                              <m:t>y</m:t>
-                            </m:r>
-                          </m:sub>
-                        </m:sSub>
                         <m:r>
                           <w:rPr>
                             <w:rFonts w:ascii="Cambria Math" w:hAnsi="Cambria Math"/>
                           </w:rPr>
-                          <m:t>∑</m:t>
+                          <m:t>-θ∑</m:t>
                         </m:r>
                         <m:sSub>
                           <m:sSubPr>
@@ -5760,39 +5159,7 @@
                           <w:rPr>
                             <w:rFonts w:ascii="Cambria Math" w:hAnsi="Cambria Math"/>
                           </w:rPr>
-                          <m:t>-</m:t>
-                        </m:r>
-                        <m:sSub>
-                          <m:sSubPr>
-                            <m:ctrlPr>
-                              <w:rPr>
-                                <w:rFonts w:ascii="Cambria Math" w:hAnsi="Cambria Math"/>
-                                <w:i/>
-                              </w:rPr>
-                            </m:ctrlPr>
-                          </m:sSubPr>
-                          <m:e>
-                            <m:r>
-                              <w:rPr>
-                                <w:rFonts w:ascii="Cambria Math" w:hAnsi="Cambria Math"/>
-                              </w:rPr>
-                              <m:t>θ</m:t>
-                            </m:r>
-                          </m:e>
-                          <m:sub>
-                            <m:r>
-                              <w:rPr>
-                                <w:rFonts w:ascii="Cambria Math" w:hAnsi="Cambria Math"/>
-                              </w:rPr>
-                              <m:t>x</m:t>
-                            </m:r>
-                          </m:sub>
-                        </m:sSub>
-                        <m:r>
-                          <w:rPr>
-                            <w:rFonts w:ascii="Cambria Math" w:hAnsi="Cambria Math"/>
-                          </w:rPr>
-                          <m:t>∑</m:t>
+                          <m:t>ϕ∑</m:t>
                         </m:r>
                         <m:sSub>
                           <m:sSubPr>
@@ -5828,7 +5195,7 @@
                           <w:rPr>
                             <w:rFonts w:ascii="Cambria Math" w:hAnsi="Cambria Math"/>
                           </w:rPr>
-                          <m:t>∑</m:t>
+                          <m:t>-∑</m:t>
                         </m:r>
                         <m:sSub>
                           <m:sSubPr>
@@ -5860,7 +5227,7 @@
                           <w:rPr>
                             <w:rFonts w:ascii="Cambria Math" w:hAnsi="Cambria Math"/>
                           </w:rPr>
-                          <m:t>-W</m:t>
+                          <m:t>+W</m:t>
                         </m:r>
                       </m:e>
                     </m:mr>
@@ -5912,13 +5279,37 @@
         <w:rPr>
           <w:rFonts w:eastAsiaTheme="minorEastAsia"/>
         </w:rPr>
-        <w:t>This still isn’t linear. The following approximation is casca</w:t>
+        <w:t xml:space="preserve">This still isn’t linear. The following approximation </w:t>
       </w:r>
       <w:r>
         <w:rPr>
           <w:rFonts w:eastAsiaTheme="minorEastAsia"/>
         </w:rPr>
-        <w:t>ded:</w:t>
+        <w:t>can be</w:t>
+      </w:r>
+      <w:r>
+        <w:rPr>
+          <w:rFonts w:eastAsiaTheme="minorEastAsia"/>
+        </w:rPr>
+        <w:t xml:space="preserve"> casca</w:t>
+      </w:r>
+      <w:r>
+        <w:rPr>
+          <w:rFonts w:eastAsiaTheme="minorEastAsia"/>
+        </w:rPr>
+        <w:t>ded</w:t>
+      </w:r>
+      <w:r>
+        <w:rPr>
+          <w:rFonts w:eastAsiaTheme="minorEastAsia"/>
+        </w:rPr>
+        <w:t xml:space="preserve"> as follows</w:t>
+      </w:r>
+      <w:r>
+        <w:rPr>
+          <w:rFonts w:eastAsiaTheme="minorEastAsia"/>
+        </w:rPr>
+        <w:t>:</w:t>
       </w:r>
     </w:p>
     <w:p>
@@ -6188,6 +5579,7 @@
                 <w:rPr>
                   <w:rFonts w:ascii="Cambria Math" w:eastAsiaTheme="minorEastAsia" w:hAnsi="Cambria Math"/>
                   <w:i/>
+                  <w:highlight w:val="green"/>
                 </w:rPr>
               </m:ctrlPr>
             </m:eqArrPr>
@@ -6195,6 +5587,7 @@
               <m:r>
                 <w:rPr>
                   <w:rFonts w:ascii="Cambria Math" w:hAnsi="Cambria Math"/>
+                  <w:highlight w:val="green"/>
                 </w:rPr>
                 <m:t>m</m:t>
               </m:r>
@@ -6206,6 +5599,7 @@
                     <w:rPr>
                       <w:rFonts w:ascii="Cambria Math" w:hAnsi="Cambria Math"/>
                       <w:i/>
+                      <w:highlight w:val="green"/>
                     </w:rPr>
                   </m:ctrlPr>
                 </m:dPr>
@@ -6224,6 +5618,7 @@
                         <w:rPr>
                           <w:rFonts w:ascii="Cambria Math" w:hAnsi="Cambria Math"/>
                           <w:i/>
+                          <w:highlight w:val="green"/>
                         </w:rPr>
                       </m:ctrlPr>
                     </m:mPr>
@@ -6236,6 +5631,7 @@
                               <w:rPr>
                                 <w:rFonts w:ascii="Cambria Math" w:hAnsi="Cambria Math"/>
                                 <w:i/>
+                                <w:highlight w:val="green"/>
                               </w:rPr>
                             </m:ctrlPr>
                           </m:accPr>
@@ -6243,6 +5639,7 @@
                             <m:r>
                               <w:rPr>
                                 <w:rFonts w:ascii="Cambria Math" w:hAnsi="Cambria Math"/>
+                                <w:highlight w:val="green"/>
                               </w:rPr>
                               <m:t>x</m:t>
                             </m:r>
@@ -6259,6 +5656,7 @@
                               <w:rPr>
                                 <w:rFonts w:ascii="Cambria Math" w:hAnsi="Cambria Math"/>
                                 <w:i/>
+                                <w:highlight w:val="green"/>
                               </w:rPr>
                             </m:ctrlPr>
                           </m:accPr>
@@ -6266,6 +5664,7 @@
                             <m:r>
                               <w:rPr>
                                 <w:rFonts w:ascii="Cambria Math" w:hAnsi="Cambria Math"/>
+                                <w:highlight w:val="green"/>
                               </w:rPr>
                               <m:t>y</m:t>
                             </m:r>
@@ -6282,6 +5681,7 @@
                               <w:rPr>
                                 <w:rFonts w:ascii="Cambria Math" w:hAnsi="Cambria Math"/>
                                 <w:i/>
+                                <w:highlight w:val="green"/>
                               </w:rPr>
                             </m:ctrlPr>
                           </m:accPr>
@@ -6289,6 +5689,7 @@
                             <m:r>
                               <w:rPr>
                                 <w:rFonts w:ascii="Cambria Math" w:hAnsi="Cambria Math"/>
+                                <w:highlight w:val="green"/>
                               </w:rPr>
                               <m:t>z</m:t>
                             </m:r>
@@ -6302,6 +5703,7 @@
               <m:r>
                 <w:rPr>
                   <w:rFonts w:ascii="Cambria Math" w:hAnsi="Cambria Math"/>
+                  <w:highlight w:val="green"/>
                 </w:rPr>
                 <m:t>≈</m:t>
               </m:r>
@@ -6313,6 +5715,7 @@
                     <w:rPr>
                       <w:rFonts w:ascii="Cambria Math" w:hAnsi="Cambria Math"/>
                       <w:i/>
+                      <w:highlight w:val="green"/>
                     </w:rPr>
                   </m:ctrlPr>
                 </m:dPr>
@@ -6331,6 +5734,7 @@
                         <w:rPr>
                           <w:rFonts w:ascii="Cambria Math" w:hAnsi="Cambria Math"/>
                           <w:i/>
+                          <w:highlight w:val="green"/>
                         </w:rPr>
                       </m:ctrlPr>
                     </m:mPr>
@@ -6339,8 +5743,9 @@
                         <m:r>
                           <w:rPr>
                             <w:rFonts w:ascii="Cambria Math" w:hAnsi="Cambria Math"/>
+                            <w:highlight w:val="green"/>
                           </w:rPr>
-                          <m:t>4</m:t>
+                          <m:t>-4θ</m:t>
                         </m:r>
                         <m:sSub>
                           <m:sSubPr>
@@ -6348,6 +5753,7 @@
                               <w:rPr>
                                 <w:rFonts w:ascii="Cambria Math" w:hAnsi="Cambria Math"/>
                                 <w:i/>
+                                <w:highlight w:val="green"/>
                               </w:rPr>
                             </m:ctrlPr>
                           </m:sSubPr>
@@ -6355,32 +5761,7 @@
                             <m:r>
                               <w:rPr>
                                 <w:rFonts w:ascii="Cambria Math" w:hAnsi="Cambria Math"/>
-                              </w:rPr>
-                              <m:t>θ</m:t>
-                            </m:r>
-                          </m:e>
-                          <m:sub>
-                            <m:r>
-                              <w:rPr>
-                                <w:rFonts w:ascii="Cambria Math" w:hAnsi="Cambria Math"/>
-                              </w:rPr>
-                              <m:t>y</m:t>
-                            </m:r>
-                          </m:sub>
-                        </m:sSub>
-                        <m:sSub>
-                          <m:sSubPr>
-                            <m:ctrlPr>
-                              <w:rPr>
-                                <w:rFonts w:ascii="Cambria Math" w:hAnsi="Cambria Math"/>
-                                <w:i/>
-                              </w:rPr>
-                            </m:ctrlPr>
-                          </m:sSubPr>
-                          <m:e>
-                            <m:r>
-                              <w:rPr>
-                                <w:rFonts w:ascii="Cambria Math" w:hAnsi="Cambria Math"/>
+                                <w:highlight w:val="green"/>
                               </w:rPr>
                               <m:t>F</m:t>
                             </m:r>
@@ -6389,6 +5770,7 @@
                             <m:r>
                               <w:rPr>
                                 <w:rFonts w:ascii="Cambria Math" w:hAnsi="Cambria Math"/>
+                                <w:highlight w:val="green"/>
                               </w:rPr>
                               <m:t>hover</m:t>
                             </m:r>
@@ -6401,8 +5783,9 @@
                         <m:r>
                           <w:rPr>
                             <w:rFonts w:ascii="Cambria Math" w:hAnsi="Cambria Math"/>
+                            <w:highlight w:val="green"/>
                           </w:rPr>
-                          <m:t>-4</m:t>
+                          <m:t>4ϕ</m:t>
                         </m:r>
                         <m:sSub>
                           <m:sSubPr>
@@ -6410,6 +5793,7 @@
                               <w:rPr>
                                 <w:rFonts w:ascii="Cambria Math" w:hAnsi="Cambria Math"/>
                                 <w:i/>
+                                <w:highlight w:val="green"/>
                               </w:rPr>
                             </m:ctrlPr>
                           </m:sSubPr>
@@ -6417,32 +5801,7 @@
                             <m:r>
                               <w:rPr>
                                 <w:rFonts w:ascii="Cambria Math" w:hAnsi="Cambria Math"/>
-                              </w:rPr>
-                              <m:t>θ</m:t>
-                            </m:r>
-                          </m:e>
-                          <m:sub>
-                            <m:r>
-                              <w:rPr>
-                                <w:rFonts w:ascii="Cambria Math" w:hAnsi="Cambria Math"/>
-                              </w:rPr>
-                              <m:t>x</m:t>
-                            </m:r>
-                          </m:sub>
-                        </m:sSub>
-                        <m:sSub>
-                          <m:sSubPr>
-                            <m:ctrlPr>
-                              <w:rPr>
-                                <w:rFonts w:ascii="Cambria Math" w:hAnsi="Cambria Math"/>
-                                <w:i/>
-                              </w:rPr>
-                            </m:ctrlPr>
-                          </m:sSubPr>
-                          <m:e>
-                            <m:r>
-                              <w:rPr>
-                                <w:rFonts w:ascii="Cambria Math" w:hAnsi="Cambria Math"/>
+                                <w:highlight w:val="green"/>
                               </w:rPr>
                               <m:t>F</m:t>
                             </m:r>
@@ -6451,6 +5810,7 @@
                             <m:r>
                               <w:rPr>
                                 <w:rFonts w:ascii="Cambria Math" w:hAnsi="Cambria Math"/>
+                                <w:highlight w:val="green"/>
                               </w:rPr>
                               <m:t>hover</m:t>
                             </m:r>
@@ -6463,8 +5823,9 @@
                         <m:r>
                           <w:rPr>
                             <w:rFonts w:ascii="Cambria Math" w:hAnsi="Cambria Math"/>
+                            <w:highlight w:val="green"/>
                           </w:rPr>
-                          <m:t>∑</m:t>
+                          <m:t>-∑</m:t>
                         </m:r>
                         <m:sSub>
                           <m:sSubPr>
@@ -6472,6 +5833,7 @@
                               <w:rPr>
                                 <w:rFonts w:ascii="Cambria Math" w:hAnsi="Cambria Math"/>
                                 <w:i/>
+                                <w:highlight w:val="green"/>
                               </w:rPr>
                             </m:ctrlPr>
                           </m:sSubPr>
@@ -6479,6 +5841,7 @@
                             <m:r>
                               <w:rPr>
                                 <w:rFonts w:ascii="Cambria Math" w:hAnsi="Cambria Math"/>
+                                <w:highlight w:val="green"/>
                               </w:rPr>
                               <m:t>F</m:t>
                             </m:r>
@@ -6487,6 +5850,7 @@
                             <m:r>
                               <w:rPr>
                                 <w:rFonts w:ascii="Cambria Math" w:hAnsi="Cambria Math"/>
+                                <w:highlight w:val="green"/>
                               </w:rPr>
                               <m:t>i</m:t>
                             </m:r>
@@ -6495,8 +5859,9 @@
                         <m:r>
                           <w:rPr>
                             <w:rFonts w:ascii="Cambria Math" w:hAnsi="Cambria Math"/>
+                            <w:highlight w:val="green"/>
                           </w:rPr>
-                          <m:t>-W</m:t>
+                          <m:t>+W</m:t>
                         </m:r>
                       </m:e>
                     </m:mr>
@@ -6506,6 +5871,7 @@
               <m:r>
                 <w:rPr>
                   <w:rFonts w:ascii="Cambria Math" w:hAnsi="Cambria Math"/>
+                  <w:highlight w:val="green"/>
                 </w:rPr>
                 <m:t>#</m:t>
               </m:r>
@@ -6515,6 +5881,7 @@
                     <w:rPr>
                       <w:rFonts w:ascii="Cambria Math" w:eastAsiaTheme="minorEastAsia" w:hAnsi="Cambria Math"/>
                       <w:i/>
+                      <w:highlight w:val="green"/>
                     </w:rPr>
                   </m:ctrlPr>
                 </m:dPr>
@@ -6522,6 +5889,7 @@
                   <m:r>
                     <w:rPr>
                       <w:rFonts w:ascii="Cambria Math" w:eastAsiaTheme="minorEastAsia" w:hAnsi="Cambria Math"/>
+                      <w:highlight w:val="green"/>
                     </w:rPr>
                     <m:t>10</m:t>
                   </m:r>
@@ -6531,12 +5899,341 @@
                 <w:rPr>
                   <w:rFonts w:ascii="Cambria Math" w:hAnsi="Cambria Math"/>
                   <w:i/>
+                  <w:highlight w:val="green"/>
                 </w:rPr>
               </m:ctrlPr>
             </m:e>
           </m:eqArr>
         </m:oMath>
       </m:oMathPara>
+    </w:p>
+    <w:p>
+      <w:pPr>
+        <w:pStyle w:val="ListParagraph"/>
+        <w:numPr>
+          <w:ilvl w:val="0"/>
+          <w:numId w:val="1"/>
+        </w:numPr>
+      </w:pPr>
+      <w:r>
+        <w:t>T</w:t>
+      </w:r>
+    </w:p>
+    <w:p>
+      <w:pPr>
+        <w:rPr>
+          <w:rFonts w:eastAsiaTheme="minorEastAsia"/>
+        </w:rPr>
+      </w:pPr>
+      <m:oMathPara>
+        <m:oMath>
+          <m:eqArr>
+            <m:eqArrPr>
+              <m:maxDist m:val="1"/>
+              <m:ctrlPr>
+                <w:rPr>
+                  <w:rFonts w:ascii="Cambria Math" w:eastAsiaTheme="minorEastAsia" w:hAnsi="Cambria Math"/>
+                  <w:i/>
+                  <w:highlight w:val="green"/>
+                </w:rPr>
+              </m:ctrlPr>
+            </m:eqArrPr>
+            <m:e>
+              <m:sSub>
+                <m:sSubPr>
+                  <m:ctrlPr>
+                    <w:rPr>
+                      <w:rFonts w:ascii="Cambria Math" w:hAnsi="Cambria Math"/>
+                      <w:i/>
+                      <w:highlight w:val="green"/>
+                    </w:rPr>
+                  </m:ctrlPr>
+                </m:sSubPr>
+                <m:e>
+                  <m:r>
+                    <w:rPr>
+                      <w:rFonts w:ascii="Cambria Math" w:hAnsi="Cambria Math"/>
+                      <w:highlight w:val="green"/>
+                    </w:rPr>
+                    <m:t>T</m:t>
+                  </m:r>
+                </m:e>
+                <m:sub>
+                  <m:r>
+                    <w:rPr>
+                      <w:rFonts w:ascii="Cambria Math" w:hAnsi="Cambria Math"/>
+                      <w:highlight w:val="green"/>
+                    </w:rPr>
+                    <m:t>i</m:t>
+                  </m:r>
+                </m:sub>
+              </m:sSub>
+              <m:r>
+                <w:rPr>
+                  <w:rFonts w:ascii="Cambria Math" w:hAnsi="Cambria Math"/>
+                  <w:highlight w:val="green"/>
+                </w:rPr>
+                <m:t>=</m:t>
+              </m:r>
+              <m:f>
+                <m:fPr>
+                  <m:ctrlPr>
+                    <w:rPr>
+                      <w:rFonts w:ascii="Cambria Math" w:hAnsi="Cambria Math"/>
+                      <w:i/>
+                      <w:highlight w:val="green"/>
+                    </w:rPr>
+                  </m:ctrlPr>
+                </m:fPr>
+                <m:num>
+                  <m:sSub>
+                    <m:sSubPr>
+                      <m:ctrlPr>
+                        <w:rPr>
+                          <w:rFonts w:ascii="Cambria Math" w:hAnsi="Cambria Math"/>
+                          <w:i/>
+                          <w:highlight w:val="green"/>
+                        </w:rPr>
+                      </m:ctrlPr>
+                    </m:sSubPr>
+                    <m:e>
+                      <m:r>
+                        <w:rPr>
+                          <w:rFonts w:ascii="Cambria Math" w:hAnsi="Cambria Math"/>
+                          <w:highlight w:val="green"/>
+                        </w:rPr>
+                        <m:t>K</m:t>
+                      </m:r>
+                    </m:e>
+                    <m:sub>
+                      <m:r>
+                        <w:rPr>
+                          <w:rFonts w:ascii="Cambria Math" w:hAnsi="Cambria Math"/>
+                          <w:highlight w:val="green"/>
+                        </w:rPr>
+                        <m:t>t</m:t>
+                      </m:r>
+                    </m:sub>
+                  </m:sSub>
+                </m:num>
+                <m:den>
+                  <m:sSub>
+                    <m:sSubPr>
+                      <m:ctrlPr>
+                        <w:rPr>
+                          <w:rFonts w:ascii="Cambria Math" w:hAnsi="Cambria Math"/>
+                          <w:i/>
+                          <w:highlight w:val="green"/>
+                        </w:rPr>
+                      </m:ctrlPr>
+                    </m:sSubPr>
+                    <m:e>
+                      <m:r>
+                        <w:rPr>
+                          <w:rFonts w:ascii="Cambria Math" w:hAnsi="Cambria Math"/>
+                          <w:highlight w:val="green"/>
+                        </w:rPr>
+                        <m:t>R</m:t>
+                      </m:r>
+                    </m:e>
+                    <m:sub>
+                      <m:r>
+                        <w:rPr>
+                          <w:rFonts w:ascii="Cambria Math" w:hAnsi="Cambria Math"/>
+                          <w:highlight w:val="green"/>
+                        </w:rPr>
+                        <m:t>a</m:t>
+                      </m:r>
+                    </m:sub>
+                  </m:sSub>
+                </m:den>
+              </m:f>
+              <m:r>
+                <w:rPr>
+                  <w:rFonts w:ascii="Cambria Math" w:hAnsi="Cambria Math"/>
+                  <w:highlight w:val="green"/>
+                </w:rPr>
+                <m:t>(</m:t>
+              </m:r>
+              <m:sSub>
+                <m:sSubPr>
+                  <m:ctrlPr>
+                    <w:rPr>
+                      <w:rFonts w:ascii="Cambria Math" w:hAnsi="Cambria Math"/>
+                      <w:i/>
+                      <w:highlight w:val="green"/>
+                    </w:rPr>
+                  </m:ctrlPr>
+                </m:sSubPr>
+                <m:e>
+                  <m:r>
+                    <w:rPr>
+                      <w:rFonts w:ascii="Cambria Math" w:hAnsi="Cambria Math"/>
+                      <w:highlight w:val="green"/>
+                    </w:rPr>
+                    <m:t>V</m:t>
+                  </m:r>
+                </m:e>
+                <m:sub>
+                  <m:r>
+                    <w:rPr>
+                      <w:rFonts w:ascii="Cambria Math" w:hAnsi="Cambria Math"/>
+                      <w:highlight w:val="green"/>
+                    </w:rPr>
+                    <m:t>i</m:t>
+                  </m:r>
+                </m:sub>
+              </m:sSub>
+              <m:r>
+                <w:rPr>
+                  <w:rFonts w:ascii="Cambria Math" w:hAnsi="Cambria Math"/>
+                  <w:highlight w:val="green"/>
+                </w:rPr>
+                <m:t>-</m:t>
+              </m:r>
+              <m:sSub>
+                <m:sSubPr>
+                  <m:ctrlPr>
+                    <w:rPr>
+                      <w:rFonts w:ascii="Cambria Math" w:hAnsi="Cambria Math"/>
+                      <w:i/>
+                      <w:highlight w:val="green"/>
+                    </w:rPr>
+                  </m:ctrlPr>
+                </m:sSubPr>
+                <m:e>
+                  <m:r>
+                    <w:rPr>
+                      <w:rFonts w:ascii="Cambria Math" w:hAnsi="Cambria Math"/>
+                      <w:highlight w:val="green"/>
+                    </w:rPr>
+                    <m:t>K</m:t>
+                  </m:r>
+                </m:e>
+                <m:sub>
+                  <m:r>
+                    <w:rPr>
+                      <w:rFonts w:ascii="Cambria Math" w:hAnsi="Cambria Math"/>
+                      <w:highlight w:val="green"/>
+                    </w:rPr>
+                    <m:t>ω</m:t>
+                  </m:r>
+                </m:sub>
+              </m:sSub>
+              <m:sSub>
+                <m:sSubPr>
+                  <m:ctrlPr>
+                    <w:rPr>
+                      <w:rFonts w:ascii="Cambria Math" w:hAnsi="Cambria Math"/>
+                      <w:i/>
+                      <w:highlight w:val="green"/>
+                    </w:rPr>
+                  </m:ctrlPr>
+                </m:sSubPr>
+                <m:e>
+                  <m:r>
+                    <w:rPr>
+                      <w:rFonts w:ascii="Cambria Math" w:hAnsi="Cambria Math"/>
+                      <w:highlight w:val="green"/>
+                    </w:rPr>
+                    <m:t>ω</m:t>
+                  </m:r>
+                </m:e>
+                <m:sub>
+                  <m:r>
+                    <w:rPr>
+                      <w:rFonts w:ascii="Cambria Math" w:hAnsi="Cambria Math"/>
+                      <w:highlight w:val="green"/>
+                    </w:rPr>
+                    <m:t>i</m:t>
+                  </m:r>
+                </m:sub>
+              </m:sSub>
+              <m:r>
+                <w:rPr>
+                  <w:rFonts w:ascii="Cambria Math" w:hAnsi="Cambria Math"/>
+                  <w:highlight w:val="green"/>
+                </w:rPr>
+                <m:t>)#</m:t>
+              </m:r>
+              <m:d>
+                <m:dPr>
+                  <m:ctrlPr>
+                    <w:rPr>
+                      <w:rFonts w:ascii="Cambria Math" w:eastAsiaTheme="minorEastAsia" w:hAnsi="Cambria Math"/>
+                      <w:i/>
+                      <w:highlight w:val="green"/>
+                    </w:rPr>
+                  </m:ctrlPr>
+                </m:dPr>
+                <m:e>
+                  <m:r>
+                    <w:rPr>
+                      <w:rFonts w:ascii="Cambria Math" w:eastAsiaTheme="minorEastAsia" w:hAnsi="Cambria Math"/>
+                      <w:highlight w:val="green"/>
+                    </w:rPr>
+                    <m:t>11</m:t>
+                  </m:r>
+                </m:e>
+              </m:d>
+              <m:ctrlPr>
+                <w:rPr>
+                  <w:rFonts w:ascii="Cambria Math" w:hAnsi="Cambria Math"/>
+                  <w:i/>
+                  <w:highlight w:val="green"/>
+                </w:rPr>
+              </m:ctrlPr>
+            </m:e>
+          </m:eqArr>
+        </m:oMath>
+      </m:oMathPara>
+    </w:p>
+    <w:p>
+      <w:pPr>
+        <w:rPr>
+          <w:rFonts w:eastAsiaTheme="minorEastAsia"/>
+        </w:rPr>
+      </w:pPr>
+      <w:r>
+        <w:rPr>
+          <w:rFonts w:eastAsiaTheme="minorEastAsia"/>
+        </w:rPr>
+        <w:t>Since V</w:t>
+      </w:r>
+      <w:r>
+        <w:rPr>
+          <w:rFonts w:eastAsiaTheme="minorEastAsia"/>
+          <w:vertAlign w:val="subscript"/>
+        </w:rPr>
+        <w:t>i</w:t>
+      </w:r>
+      <w:r>
+        <w:rPr>
+          <w:rFonts w:eastAsiaTheme="minorEastAsia"/>
+        </w:rPr>
+        <w:t xml:space="preserve"> and </w:t>
+      </w:r>
+      <w:proofErr w:type="spellStart"/>
+      <w:r>
+        <w:rPr>
+          <w:rFonts w:eastAsiaTheme="minorEastAsia"/>
+        </w:rPr>
+        <w:t>w</w:t>
+      </w:r>
+      <w:r>
+        <w:rPr>
+          <w:rFonts w:eastAsiaTheme="minorEastAsia"/>
+          <w:vertAlign w:val="subscript"/>
+        </w:rPr>
+        <w:t>i</w:t>
+      </w:r>
+      <w:proofErr w:type="spellEnd"/>
+      <w:r>
+        <w:rPr>
+          <w:rFonts w:eastAsiaTheme="minorEastAsia"/>
+        </w:rPr>
+        <w:t xml:space="preserve"> are the only non-constants, this is already linear.</w:t>
+      </w:r>
     </w:p>
     <w:sectPr>
       <w:pgSz w:w="12240" w:h="15840"/>
@@ -6551,6 +6248,96 @@
 <file path=word/numbering.xml><?xml version="1.0" encoding="utf-8"?>
 <w:numbering xmlns:wpc="http://schemas.microsoft.com/office/word/2010/wordprocessingCanvas" xmlns:cx="http://schemas.microsoft.com/office/drawing/2014/chartex" xmlns:cx1="http://schemas.microsoft.com/office/drawing/2015/9/8/chartex" xmlns:cx2="http://schemas.microsoft.com/office/drawing/2015/10/21/chartex" xmlns:cx3="http://schemas.microsoft.com/office/drawing/2016/5/9/chartex" xmlns:cx4="http://schemas.microsoft.com/office/drawing/2016/5/10/chartex" xmlns:cx5="http://schemas.microsoft.com/office/drawing/2016/5/11/chartex" xmlns:cx6="http://schemas.microsoft.com/office/drawing/2016/5/12/chartex" xmlns:cx7="http://schemas.microsoft.com/office/drawing/2016/5/13/chartex" xmlns:cx8="http://schemas.microsoft.com/office/drawing/2016/5/14/chartex" xmlns:mc="http://schemas.openxmlformats.org/markup-compatibility/2006" xmlns:aink="http://schemas.microsoft.com/office/drawing/2016/ink" xmlns:am3d="http://schemas.microsoft.com/office/drawing/2017/model3d" xmlns:o="urn:schemas-microsoft-com:office:office" xmlns:oel="http://schemas.microsoft.com/office/2019/extlst" xmlns:r="http://schemas.openxmlformats.org/officeDocument/2006/relationships" xmlns:m="http://schemas.openxmlformats.org/officeDocument/2006/math" xmlns:v="urn:schemas-microsoft-com:vml" xmlns:wp14="http://schemas.microsoft.com/office/word/2010/wordprocessingDrawing" xmlns:wp="http://schemas.openxmlformats.org/drawingml/2006/wordprocessingDrawing" xmlns:w10="urn:schemas-microsoft-com:office:word" xmlns:w="http://schemas.openxmlformats.org/wordprocessingml/2006/main" xmlns:w14="http://schemas.microsoft.com/office/word/2010/wordml" xmlns:w15="http://schemas.microsoft.com/office/word/2012/wordml" xmlns:w16cex="http://schemas.microsoft.com/office/word/2018/wordml/cex" xmlns:w16cid="http://schemas.microsoft.com/office/word/2016/wordml/cid" xmlns:w16="http://schemas.microsoft.com/office/word/2018/wordml" xmlns:w16du="http://schemas.microsoft.com/office/word/2023/wordml/word16du" xmlns:w16sdtdh="http://schemas.microsoft.com/office/word/2020/wordml/sdtdatahash" xmlns:w16se="http://schemas.microsoft.com/office/word/2015/wordml/symex" xmlns:wpg="http://schemas.microsoft.com/office/word/2010/wordprocessingGroup" xmlns:wpi="http://schemas.microsoft.com/office/word/2010/wordprocessingInk" xmlns:wne="http://schemas.microsoft.com/office/word/2006/wordml" xmlns:wps="http://schemas.microsoft.com/office/word/2010/wordprocessingShape" mc:Ignorable="w14 w15 w16se w16cid w16 w16cex w16sdtdh w16du wp14">
   <w:abstractNum w:abstractNumId="0" w15:restartNumberingAfterBreak="0">
+    <w:nsid w:val="20243B7A"/>
+    <w:multiLevelType w:val="hybridMultilevel"/>
+    <w:tmpl w:val="DCAAF870"/>
+    <w:lvl w:ilvl="0" w:tplc="FFFFFFFF">
+      <w:start w:val="1"/>
+      <w:numFmt w:val="decimal"/>
+      <w:lvlText w:val="%1."/>
+      <w:lvlJc w:val="left"/>
+      <w:pPr>
+        <w:ind w:left="720" w:hanging="360"/>
+      </w:pPr>
+      <w:rPr>
+        <w:rFonts w:hint="default"/>
+        <w:u w:val="single"/>
+      </w:rPr>
+    </w:lvl>
+    <w:lvl w:ilvl="1" w:tplc="FFFFFFFF" w:tentative="1">
+      <w:start w:val="1"/>
+      <w:numFmt w:val="lowerLetter"/>
+      <w:lvlText w:val="%2."/>
+      <w:lvlJc w:val="left"/>
+      <w:pPr>
+        <w:ind w:left="1440" w:hanging="360"/>
+      </w:pPr>
+    </w:lvl>
+    <w:lvl w:ilvl="2" w:tplc="FFFFFFFF" w:tentative="1">
+      <w:start w:val="1"/>
+      <w:numFmt w:val="lowerRoman"/>
+      <w:lvlText w:val="%3."/>
+      <w:lvlJc w:val="right"/>
+      <w:pPr>
+        <w:ind w:left="2160" w:hanging="180"/>
+      </w:pPr>
+    </w:lvl>
+    <w:lvl w:ilvl="3" w:tplc="FFFFFFFF" w:tentative="1">
+      <w:start w:val="1"/>
+      <w:numFmt w:val="decimal"/>
+      <w:lvlText w:val="%4."/>
+      <w:lvlJc w:val="left"/>
+      <w:pPr>
+        <w:ind w:left="2880" w:hanging="360"/>
+      </w:pPr>
+    </w:lvl>
+    <w:lvl w:ilvl="4" w:tplc="FFFFFFFF" w:tentative="1">
+      <w:start w:val="1"/>
+      <w:numFmt w:val="lowerLetter"/>
+      <w:lvlText w:val="%5."/>
+      <w:lvlJc w:val="left"/>
+      <w:pPr>
+        <w:ind w:left="3600" w:hanging="360"/>
+      </w:pPr>
+    </w:lvl>
+    <w:lvl w:ilvl="5" w:tplc="FFFFFFFF" w:tentative="1">
+      <w:start w:val="1"/>
+      <w:numFmt w:val="lowerRoman"/>
+      <w:lvlText w:val="%6."/>
+      <w:lvlJc w:val="right"/>
+      <w:pPr>
+        <w:ind w:left="4320" w:hanging="180"/>
+      </w:pPr>
+    </w:lvl>
+    <w:lvl w:ilvl="6" w:tplc="FFFFFFFF" w:tentative="1">
+      <w:start w:val="1"/>
+      <w:numFmt w:val="decimal"/>
+      <w:lvlText w:val="%7."/>
+      <w:lvlJc w:val="left"/>
+      <w:pPr>
+        <w:ind w:left="5040" w:hanging="360"/>
+      </w:pPr>
+    </w:lvl>
+    <w:lvl w:ilvl="7" w:tplc="FFFFFFFF" w:tentative="1">
+      <w:start w:val="1"/>
+      <w:numFmt w:val="lowerLetter"/>
+      <w:lvlText w:val="%8."/>
+      <w:lvlJc w:val="left"/>
+      <w:pPr>
+        <w:ind w:left="5760" w:hanging="360"/>
+      </w:pPr>
+    </w:lvl>
+    <w:lvl w:ilvl="8" w:tplc="FFFFFFFF" w:tentative="1">
+      <w:start w:val="1"/>
+      <w:numFmt w:val="lowerRoman"/>
+      <w:lvlText w:val="%9."/>
+      <w:lvlJc w:val="right"/>
+      <w:pPr>
+        <w:ind w:left="6480" w:hanging="180"/>
+      </w:pPr>
+    </w:lvl>
+  </w:abstractNum>
+  <w:abstractNum w:abstractNumId="1" w15:restartNumberingAfterBreak="0">
     <w:nsid w:val="5F7E2752"/>
     <w:multiLevelType w:val="hybridMultilevel"/>
     <w:tmpl w:val="DCAAF870"/>
@@ -6641,6 +6428,9 @@
     </w:lvl>
   </w:abstractNum>
   <w:num w:numId="1" w16cid:durableId="1874340310">
+    <w:abstractNumId w:val="1"/>
+  </w:num>
+  <w:num w:numId="2" w16cid:durableId="1729954924">
     <w:abstractNumId w:val="0"/>
   </w:num>
 </w:numbering>
